--- a/AvaneethGowdaL_RegNo_WT_ProjectReport_ICT3131.docx
+++ b/AvaneethGowdaL_RegNo_WT_ProjectReport_ICT3131.docx
@@ -70,7 +70,7 @@
           <w:sz w:val="36"/>
           <w:szCs w:val="20"/>
         </w:rPr>
-        <w:t xml:space="preserve">IRONCORE: GYM MANAGEMENT SYSTEM</w:t>
+        <w:t>IRONCORE: GYM MANAGEMENT SYSTEM</w:t>
       </w:r>
     </w:p>
     <w:p>
@@ -132,7 +132,19 @@
           <w:color w:val="000000"/>
           <w:sz w:val="24"/>
         </w:rPr>
-        <w:t xml:space="preserve">WEB TECHNOLOGY PROJECT REPORT, V SEM. BTech (</w:t>
+        <w:t>WEB TECHNOLOGY PROJECT REPORT, V SEM. BTech (</w:t>
+      </w:r>
+      <w:r>
+        <w:rPr>
+          <w:rFonts w:ascii="Times New Roman"/>
+          <w:b/>
+          <w:bCs/>
+          <w:i/>
+          <w:iCs/>
+          <w:color w:val="000000"/>
+          <w:sz w:val="24"/>
+        </w:rPr>
+        <w:t>Information Technology</w:t>
       </w:r>
       <w:r>
         <w:rPr>
@@ -141,19 +153,8 @@
           <w:bCs/>
           <w:color w:val="000000"/>
           <w:sz w:val="24"/>
-          <w:highlight w:val="yellow"/>
-        </w:rPr>
-        <w:t xml:space="preserve">Program Name</w:t>
-      </w:r>
-      <w:r>
-        <w:rPr>
-          <w:rFonts w:ascii="Times New Roman"/>
-          <w:b/>
-          <w:bCs/>
-          <w:color w:val="000000"/>
-          <w:sz w:val="24"/>
-        </w:rPr>
-        <w:t xml:space="preserve">).</w:t>
+        </w:rPr>
+        <w:t>).</w:t>
       </w:r>
     </w:p>
     <w:p>
@@ -332,7 +333,7 @@
           <w:noProof/>
         </w:rPr>
         <w:drawing>
-          <wp:anchor distT="0" distB="0" distL="114300" distR="114300" simplePos="0" relativeHeight="251658240" behindDoc="1" locked="0" layoutInCell="1" allowOverlap="1" wp14:anchorId="758E2909" wp14:editId="719A40D9">
+          <wp:anchor distT="0" distB="0" distL="114300" distR="114300" simplePos="0" relativeHeight="251658240" behindDoc="1" locked="0" layoutInCell="1" allowOverlap="1" wp14:anchorId="758E2909" wp14:editId="12516CC0">
             <wp:simplePos x="0" y="0"/>
             <wp:positionH relativeFrom="page">
               <wp:posOffset>2940050</wp:posOffset>
@@ -497,9 +498,8 @@
           <w:b/>
           <w:color w:val="000000"/>
           <w:sz w:val="28"/>
-          <w:highlight w:val="yellow"/>
-        </w:rPr>
-        <w:t xml:space="preserve">__________</w:t>
+        </w:rPr>
+        <w:t>240911368</w:t>
       </w:r>
       <w:r>
         <w:rPr>
@@ -508,7 +508,7 @@
           <w:color w:val="000000"/>
           <w:sz w:val="28"/>
         </w:rPr>
-        <w:t xml:space="preserve">)</w:t>
+        <w:t>)</w:t>
       </w:r>
     </w:p>
     <w:p>
@@ -542,7 +542,7 @@
           <w:sz w:val="28"/>
           <w:highlight w:val="yellow"/>
         </w:rPr>
-        <w:t xml:space="preserve">__________</w:t>
+        <w:t>__________</w:t>
       </w:r>
       <w:r>
         <w:rPr>
@@ -551,7 +551,7 @@
           <w:color w:val="000000"/>
           <w:sz w:val="28"/>
         </w:rPr>
-        <w:t xml:space="preserve">)</w:t>
+        <w:t>)</w:t>
       </w:r>
     </w:p>
     <w:p>
@@ -599,7 +599,7 @@
           <w:sz w:val="24"/>
           <w:highlight w:val="yellow"/>
         </w:rPr>
-        <w:t xml:space="preserve">&lt;Faculty Name&gt;</w:t>
+        <w:t>&lt;Faculty Name&gt;</w:t>
       </w:r>
     </w:p>
     <w:p>
@@ -622,7 +622,7 @@
           <w:color w:val="000000"/>
           <w:sz w:val="24"/>
         </w:rPr>
-        <w:t xml:space="preserve">October 2026</w:t>
+        <w:t>October 2026</w:t>
       </w:r>
     </w:p>
     <w:p>
@@ -782,6 +782,7 @@
           <w:sz w:val="32"/>
           <w:szCs w:val="32"/>
         </w:rPr>
+        <w:lastRenderedPageBreak/>
         <w:t>Team Details and Work Split</w:t>
       </w:r>
     </w:p>
@@ -958,7 +959,7 @@
               <w:rPr>
                 <w:rFonts w:ascii="Times New Roman" w:hAnsi="Times New Roman" w:cs="Times New Roman"/>
               </w:rPr>
-              <w:t xml:space="preserve">Avaneeth Gowda L</w:t>
+              <w:t>Avaneeth Gowda L</w:t>
             </w:r>
           </w:p>
         </w:tc>
@@ -974,9 +975,8 @@
             <w:r>
               <w:rPr>
                 <w:rFonts w:ascii="Times New Roman" w:hAnsi="Times New Roman" w:cs="Times New Roman"/>
-                <w:highlight w:val="yellow"/>
               </w:rPr>
-              <w:t xml:space="preserve">__________</w:t>
+              <w:t>240911368</w:t>
             </w:r>
           </w:p>
         </w:tc>
@@ -993,7 +993,7 @@
               <w:rPr>
                 <w:rFonts w:ascii="Times New Roman" w:hAnsi="Times New Roman" w:cs="Times New Roman"/>
               </w:rPr>
-              <w:t xml:space="preserve">1. Login &amp; Authentication</w:t>
+              <w:t>1. Login &amp; Authentication</w:t>
             </w:r>
           </w:p>
           <w:p>
@@ -1004,7 +1004,7 @@
               <w:rPr>
                 <w:rFonts w:ascii="Times New Roman" w:hAnsi="Times New Roman" w:cs="Times New Roman"/>
               </w:rPr>
-              <w:t xml:space="preserve">2. Members Management</w:t>
+              <w:t>2. Members Management</w:t>
             </w:r>
           </w:p>
         </w:tc>
@@ -1061,7 +1061,7 @@
               <w:rPr>
                 <w:rFonts w:ascii="Times New Roman" w:hAnsi="Times New Roman" w:cs="Times New Roman"/>
               </w:rPr>
-              <w:t xml:space="preserve">Adhyan Mahajan</w:t>
+              <w:t>Adhyan Mahajan</w:t>
             </w:r>
           </w:p>
         </w:tc>
@@ -1079,7 +1079,7 @@
                 <w:rFonts w:ascii="Times New Roman" w:hAnsi="Times New Roman" w:cs="Times New Roman"/>
                 <w:highlight w:val="yellow"/>
               </w:rPr>
-              <w:t xml:space="preserve">__________</w:t>
+              <w:t>__________</w:t>
             </w:r>
           </w:p>
         </w:tc>
@@ -1096,7 +1096,7 @@
               <w:rPr>
                 <w:rFonts w:ascii="Times New Roman" w:hAnsi="Times New Roman" w:cs="Times New Roman"/>
               </w:rPr>
-              <w:t xml:space="preserve">1. Attendance Tracking</w:t>
+              <w:t>1. Attendance Tracking</w:t>
             </w:r>
           </w:p>
           <w:p>
@@ -1107,7 +1107,7 @@
               <w:rPr>
                 <w:rFonts w:ascii="Times New Roman" w:hAnsi="Times New Roman" w:cs="Times New Roman"/>
               </w:rPr>
-              <w:t xml:space="preserve">2. Payments &amp; Revenue</w:t>
+              <w:t>2. Payments &amp; Revenue</w:t>
             </w:r>
           </w:p>
         </w:tc>
@@ -1143,7 +1143,8 @@
           <w:sz w:val="32"/>
           <w:szCs w:val="32"/>
         </w:rPr>
-        <w:t xml:space="preserve">1. Project Overview</w:t>
+        <w:lastRenderedPageBreak/>
+        <w:t>1. Project Overview</w:t>
       </w:r>
     </w:p>
     <w:p>
@@ -1157,7 +1158,7 @@
           <w:sz w:val="24"/>
           <w:szCs w:val="24"/>
         </w:rPr>
-        <w:t xml:space="preserve">IronCore is a full-stack gym management web application that brings the day-to-day work of a fitness centre into one browser-based dashboard: member registration, membership plans and subscriptions, attendance, payments, trainers, class schedules, equipment and supplement inventory. The front end is a single-page application built with React 19, Vite and Tailwind CSS [1]–[3]. It talks to a RESTful API written in Node.js with Express 5 [4], which stores its data in a MySQL 8.0 database [5]. Every request except login is protected by JSON Web Token (JWT) authentication [6], with role-based authorisation for administrators, trainers and members.</w:t>
+        <w:t>IronCore is a full-stack gym management web application that brings the day-to-day work of a fitness centre into one browser-based dashboard: member registration, membership plans and subscriptions, attendance, payments, trainers, class schedules, equipment and supplement inventory. The front end is a single-page application built with React 19, Vite and Tailwind CSS [1]–[3]. It talks to a RESTful API written in Node.js with Express 5 [4], which stores its data in a MySQL 8.0 database [5]. Every request except login is protected by JSON Web Token (JWT) authentication [6], with role-based authorisation for administrators, trainers and members.</w:t>
       </w:r>
     </w:p>
     <w:p>
@@ -1171,7 +1172,7 @@
           <w:sz w:val="24"/>
           <w:szCs w:val="24"/>
         </w:rPr>
-        <w:t xml:space="preserve">The database layer does more than store rows. Views, stored procedures, user-defined functions and triggers validate input and compute derived values such as a member's age, subscription status and lifetime revenue. The interface offers a dark and a light theme, adapts to desktop, tablet and phone screens, and was built against the WCAG 2.1 Level AA checklist [7].</w:t>
+        <w:t>The database layer does more than store rows. Views, stored procedures, user-defined functions and triggers validate input and compute derived values such as a member's age, subscription status and lifetime revenue. The interface offers a dark and a light theme, adapts to desktop, tablet and phone screens, and was built against the WCAG 2.1 Level AA checklist [7].</w:t>
       </w:r>
     </w:p>
     <w:p>
@@ -1187,7 +1188,7 @@
           <w:sz w:val="28"/>
           <w:szCs w:val="28"/>
         </w:rPr>
-        <w:t xml:space="preserve">1.1 Purpose of the Website</w:t>
+        <w:t>1.1 Purpose of the Website</w:t>
       </w:r>
     </w:p>
     <w:p>
@@ -1201,7 +1202,7 @@
           <w:sz w:val="24"/>
           <w:szCs w:val="24"/>
         </w:rPr>
-        <w:t xml:space="preserve">Many small and mid-sized gyms still track members, fees and attendance in paper registers or spreadsheets. Renewals get missed, payment records go missing, and the owner has no clear picture of how the business is doing. IronCore replaces these with a single secure system. Front-desk staff can register a member and assign a plan in a few clicks, check members in and out by ID, and see who is inside the gym right now. Owners get live revenue figures, monthly trends and attendance statistics, so decisions rest on data rather than guesswork.</w:t>
+        <w:t>Many small and mid-sized gyms still track members, fees and attendance in paper registers or spreadsheets. Renewals get missed, payment records go missing, and the owner has no clear picture of how the business is doing. IronCore replaces these with a single secure system. Front-desk staff can register a member and assign a plan in a few clicks, check members in and out by ID, and see who is inside the gym right now. Owners get live revenue figures, monthly trends and attendance statistics, so decisions rest on data rather than guesswork.</w:t>
       </w:r>
     </w:p>
     <w:p>
@@ -1217,7 +1218,7 @@
           <w:sz w:val="28"/>
           <w:szCs w:val="28"/>
         </w:rPr>
-        <w:t xml:space="preserve">1.2 Objectives</w:t>
+        <w:t>1.2 Objectives</w:t>
       </w:r>
     </w:p>
     <w:p>
@@ -1231,7 +1232,7 @@
           <w:sz w:val="24"/>
           <w:szCs w:val="24"/>
         </w:rPr>
-        <w:t xml:space="preserve">The website provides the following features:</w:t>
+        <w:t>The website provides the following features:</w:t>
       </w:r>
     </w:p>
     <w:p>
@@ -1246,7 +1247,7 @@
           <w:sz w:val="24"/>
           <w:szCs w:val="24"/>
         </w:rPr>
-        <w:t xml:space="preserve">•</w:t>
+        <w:t>•</w:t>
       </w:r>
       <w:r>
         <w:rPr>
@@ -1272,7 +1273,7 @@
           <w:sz w:val="24"/>
           <w:szCs w:val="24"/>
         </w:rPr>
-        <w:t xml:space="preserve">JWT tokens, bcrypt-hashed passwords and role-based access for Admin, Trainer and Member accounts.</w:t>
+        <w:t>JWT tokens, bcrypt-hashed passwords and role-based access for Admin, Trainer and Member accounts.</w:t>
       </w:r>
     </w:p>
     <w:p>
@@ -1287,7 +1288,7 @@
           <w:sz w:val="24"/>
           <w:szCs w:val="24"/>
         </w:rPr>
-        <w:t xml:space="preserve">•</w:t>
+        <w:t>•</w:t>
       </w:r>
       <w:r>
         <w:rPr>
@@ -1313,7 +1314,7 @@
           <w:sz w:val="24"/>
           <w:szCs w:val="24"/>
         </w:rPr>
-        <w:t xml:space="preserve">KPI cards (active members, today's check-ins, monthly revenue, classes today), a six-month revenue chart and a membership split chart.</w:t>
+        <w:t>KPI cards (active members, today's check-ins, monthly revenue, classes today), a six-month revenue chart and a membership split chart.</w:t>
       </w:r>
     </w:p>
     <w:p>
@@ -1328,7 +1329,7 @@
           <w:sz w:val="24"/>
           <w:szCs w:val="24"/>
         </w:rPr>
-        <w:t xml:space="preserve">•</w:t>
+        <w:t>•</w:t>
       </w:r>
       <w:r>
         <w:rPr>
@@ -1354,7 +1355,7 @@
           <w:sz w:val="24"/>
           <w:szCs w:val="24"/>
         </w:rPr>
-        <w:t xml:space="preserve">register, search, filter and edit members, and assign subscriptions; registration runs through a validating stored procedure.</w:t>
+        <w:t>register, search, filter and edit members, and assign subscriptions; registration runs through a validating stored procedure.</w:t>
       </w:r>
     </w:p>
     <w:p>
@@ -1369,7 +1370,7 @@
           <w:sz w:val="24"/>
           <w:szCs w:val="24"/>
         </w:rPr>
-        <w:t xml:space="preserve">•</w:t>
+        <w:t>•</w:t>
       </w:r>
       <w:r>
         <w:rPr>
@@ -1395,7 +1396,7 @@
           <w:sz w:val="24"/>
           <w:szCs w:val="24"/>
         </w:rPr>
-        <w:t xml:space="preserve">quick check-in and check-out by member ID, live occupancy, average session length, peak hour, today's activity log and CSV export.</w:t>
+        <w:t>quick check-in and check-out by member ID, live occupancy, average session length, peak hour, today's activity log and CSV export.</w:t>
       </w:r>
     </w:p>
     <w:p>
@@ -1410,7 +1411,7 @@
           <w:sz w:val="24"/>
           <w:szCs w:val="24"/>
         </w:rPr>
-        <w:t xml:space="preserve">•</w:t>
+        <w:t>•</w:t>
       </w:r>
       <w:r>
         <w:rPr>
@@ -1436,7 +1437,7 @@
           <w:sz w:val="24"/>
           <w:szCs w:val="24"/>
         </w:rPr>
-        <w:t xml:space="preserve">this month's revenue, monthly and daily trend charts, a searchable and paginated transaction history, and CSV export.</w:t>
+        <w:t>this month's revenue, monthly and daily trend charts, a searchable and paginated transaction history, and CSV export.</w:t>
       </w:r>
     </w:p>
     <w:p>
@@ -1451,7 +1452,7 @@
           <w:sz w:val="24"/>
           <w:szCs w:val="24"/>
         </w:rPr>
-        <w:t xml:space="preserve">•</w:t>
+        <w:t>•</w:t>
       </w:r>
       <w:r>
         <w:rPr>
@@ -1477,7 +1478,7 @@
           <w:sz w:val="24"/>
           <w:szCs w:val="24"/>
         </w:rPr>
-        <w:t xml:space="preserve">trainer directory, class schedules, plan assignment, equipment inventory with maintenance records, and a supplement shop with automatic stock updates.</w:t>
+        <w:t>trainer directory, class schedules, plan assignment, equipment inventory with maintenance records, and a supplement shop with automatic stock updates.</w:t>
       </w:r>
     </w:p>
     <w:p>
@@ -1492,7 +1493,7 @@
           <w:sz w:val="24"/>
           <w:szCs w:val="24"/>
         </w:rPr>
-        <w:t xml:space="preserve">•</w:t>
+        <w:t>•</w:t>
       </w:r>
       <w:r>
         <w:rPr>
@@ -1518,7 +1519,7 @@
           <w:sz w:val="24"/>
           <w:szCs w:val="24"/>
         </w:rPr>
-        <w:t xml:space="preserve">a metrics page and a page that demonstrates the views, stored procedures, functions and triggers used by the system.</w:t>
+        <w:t>a metrics page and a page that demonstrates the views, stored procedures, functions and triggers used by the system.</w:t>
       </w:r>
     </w:p>
     <w:p>
@@ -1533,7 +1534,7 @@
           <w:sz w:val="24"/>
           <w:szCs w:val="24"/>
         </w:rPr>
-        <w:t xml:space="preserve">•</w:t>
+        <w:t>•</w:t>
       </w:r>
       <w:r>
         <w:rPr>
@@ -1559,7 +1560,7 @@
           <w:sz w:val="24"/>
           <w:szCs w:val="24"/>
         </w:rPr>
-        <w:t xml:space="preserve">dark/light theme toggle remembered in localStorage, and a responsive layout with an off-canvas sidebar on small screens.</w:t>
+        <w:t>dark/light theme toggle remembered in localStorage, and a responsive layout with an off-canvas sidebar on small screens.</w:t>
       </w:r>
     </w:p>
     <w:p>
@@ -1575,7 +1576,8 @@
           <w:sz w:val="28"/>
           <w:szCs w:val="28"/>
         </w:rPr>
-        <w:t xml:space="preserve">1.3 Target Users</w:t>
+        <w:lastRenderedPageBreak/>
+        <w:t>1.3 Target Users</w:t>
       </w:r>
     </w:p>
     <w:p>
@@ -1589,7 +1591,7 @@
           <w:sz w:val="24"/>
           <w:szCs w:val="24"/>
         </w:rPr>
-        <w:t xml:space="preserve">The primary users are gym owners and administrators, who manage members, plans, payments and reports, and front-desk staff and trainers, who register members, record attendance and manage classes. The following groups with special needs were kept in mind:</w:t>
+        <w:t>The primary users are gym owners and administrators, who manage members, plans, payments and reports, and front-desk staff and trainers, who register members, record attendance and manage classes. The following groups with special needs were kept in mind:</w:t>
       </w:r>
     </w:p>
     <w:p>
@@ -1604,7 +1606,7 @@
           <w:sz w:val="24"/>
           <w:szCs w:val="24"/>
         </w:rPr>
-        <w:t xml:space="preserve">•</w:t>
+        <w:t>•</w:t>
       </w:r>
       <w:r>
         <w:rPr>
@@ -1630,7 +1632,7 @@
           <w:sz w:val="24"/>
           <w:szCs w:val="24"/>
         </w:rPr>
-        <w:t xml:space="preserve">a "Skip to main content" link, a logical tab order, a visible focus ring, and modal dialogs that trap focus, close with Esc and return focus to the button that opened them.</w:t>
+        <w:t>a "Skip to main content" link, a logical tab order, a visible focus ring, and modal dialogs that trap focus, close with Esc and return focus to the button that opened them.</w:t>
       </w:r>
     </w:p>
     <w:p>
@@ -1645,7 +1647,7 @@
           <w:sz w:val="24"/>
           <w:szCs w:val="24"/>
         </w:rPr>
-        <w:t xml:space="preserve">•</w:t>
+        <w:t>•</w:t>
       </w:r>
       <w:r>
         <w:rPr>
@@ -1671,7 +1673,7 @@
           <w:sz w:val="24"/>
           <w:szCs w:val="24"/>
         </w:rPr>
-        <w:t xml:space="preserve">semantic landmarks (header, nav, main), labels tied to every input, aria-label on icon-only buttons, and role="alert" / role="status" on error and success messages so they are announced.</w:t>
+        <w:t>semantic landmarks (header, nav, main), labels tied to every input, aria-label on icon-only buttons, and role="alert" / role="status" on error and success messages so they are announced.</w:t>
       </w:r>
     </w:p>
     <w:p>
@@ -1686,7 +1688,7 @@
           <w:sz w:val="24"/>
           <w:szCs w:val="24"/>
         </w:rPr>
-        <w:t xml:space="preserve">•</w:t>
+        <w:t>•</w:t>
       </w:r>
       <w:r>
         <w:rPr>
@@ -1712,7 +1714,7 @@
           <w:sz w:val="24"/>
           <w:szCs w:val="24"/>
         </w:rPr>
-        <w:t xml:space="preserve">text colours chosen for at least 4.5:1 contrast in both themes, a light theme for glare-sensitive users, and layouts that reflow when text is enlarged.</w:t>
+        <w:t>text colours chosen for at least 4.5:1 contrast in both themes, a light theme for glare-sensitive users, and layouts that reflow when text is enlarged.</w:t>
       </w:r>
     </w:p>
     <w:p>
@@ -1727,7 +1729,7 @@
           <w:sz w:val="24"/>
           <w:szCs w:val="24"/>
         </w:rPr>
-        <w:t xml:space="preserve">•</w:t>
+        <w:t>•</w:t>
       </w:r>
       <w:r>
         <w:rPr>
@@ -1753,7 +1755,7 @@
           <w:sz w:val="24"/>
           <w:szCs w:val="24"/>
         </w:rPr>
-        <w:t xml:space="preserve">animations are switched off when the operating system requests reduced motion (prefers-reduced-motion).</w:t>
+        <w:t>animations are switched off when the operating system requests reduced motion (prefers-reduced-motion).</w:t>
       </w:r>
     </w:p>
     <w:p>
@@ -1768,7 +1770,7 @@
           <w:sz w:val="24"/>
           <w:szCs w:val="24"/>
         </w:rPr>
-        <w:t xml:space="preserve">•</w:t>
+        <w:t>•</w:t>
       </w:r>
       <w:r>
         <w:rPr>
@@ -1794,7 +1796,7 @@
           <w:sz w:val="24"/>
           <w:szCs w:val="24"/>
         </w:rPr>
-        <w:t xml:space="preserve">staff at the front desk can use the app on a tablet or phone; the sidebar collapses into a menu button and tables scroll within their cards.</w:t>
+        <w:t>staff at the front desk can use the app on a tablet or phone; the sidebar collapses into a menu button and tables scroll within their cards.</w:t>
       </w:r>
     </w:p>
     <w:p>
@@ -1810,7 +1812,7 @@
           <w:sz w:val="28"/>
           <w:szCs w:val="28"/>
         </w:rPr>
-        <w:t xml:space="preserve">1.4 Site Map</w:t>
+        <w:t>1.4 Site Map</w:t>
       </w:r>
     </w:p>
     <w:p>
@@ -1824,7 +1826,7 @@
           <w:sz w:val="24"/>
           <w:szCs w:val="24"/>
         </w:rPr>
-        <w:t xml:space="preserve">The application is a single-page app with client-side routing (React Router). All pages except Login are protected and share the same sidebar, so every page links to every other page.</w:t>
+        <w:t>The application is a single-page app with client-side routing (React Router). All pages except Login are protected and share the same sidebar, so every page links to every other page.</w:t>
       </w:r>
     </w:p>
     <w:p>
@@ -1839,7 +1841,7 @@
           <w:sz w:val="24"/>
           <w:szCs w:val="24"/>
         </w:rPr>
-        <w:t xml:space="preserve">•</w:t>
+        <w:t>•</w:t>
       </w:r>
       <w:r>
         <w:rPr>
@@ -1857,7 +1859,7 @@
           <w:sz w:val="24"/>
           <w:szCs w:val="24"/>
         </w:rPr>
-        <w:t xml:space="preserve">Login</w:t>
+        <w:t>Login</w:t>
       </w:r>
       <w:r>
         <w:rPr>
@@ -1880,7 +1882,7 @@
           <w:sz w:val="24"/>
           <w:szCs w:val="24"/>
         </w:rPr>
-        <w:t xml:space="preserve">•</w:t>
+        <w:t>•</w:t>
       </w:r>
       <w:r>
         <w:rPr>
@@ -1898,7 +1900,7 @@
           <w:sz w:val="24"/>
           <w:szCs w:val="24"/>
         </w:rPr>
-        <w:t xml:space="preserve">Dashboard</w:t>
+        <w:t>Dashboard</w:t>
       </w:r>
       <w:r>
         <w:rPr>
@@ -1921,7 +1923,7 @@
           <w:sz w:val="24"/>
           <w:szCs w:val="24"/>
         </w:rPr>
-        <w:t xml:space="preserve">•</w:t>
+        <w:t>•</w:t>
       </w:r>
       <w:r>
         <w:rPr>
@@ -1939,7 +1941,7 @@
           <w:sz w:val="24"/>
           <w:szCs w:val="24"/>
         </w:rPr>
-        <w:t xml:space="preserve">Members</w:t>
+        <w:t>Members</w:t>
       </w:r>
       <w:r>
         <w:rPr>
@@ -1962,7 +1964,7 @@
           <w:sz w:val="24"/>
           <w:szCs w:val="24"/>
         </w:rPr>
-        <w:t xml:space="preserve">•</w:t>
+        <w:t>•</w:t>
       </w:r>
       <w:r>
         <w:rPr>
@@ -1980,7 +1982,7 @@
           <w:sz w:val="24"/>
           <w:szCs w:val="24"/>
         </w:rPr>
-        <w:t xml:space="preserve">Attendance</w:t>
+        <w:t>Attendance</w:t>
       </w:r>
       <w:r>
         <w:rPr>
@@ -2003,7 +2005,7 @@
           <w:sz w:val="24"/>
           <w:szCs w:val="24"/>
         </w:rPr>
-        <w:t xml:space="preserve">•</w:t>
+        <w:t>•</w:t>
       </w:r>
       <w:r>
         <w:rPr>
@@ -2021,7 +2023,7 @@
           <w:sz w:val="24"/>
           <w:szCs w:val="24"/>
         </w:rPr>
-        <w:t xml:space="preserve">Payments</w:t>
+        <w:t>Payments</w:t>
       </w:r>
       <w:r>
         <w:rPr>
@@ -2044,7 +2046,7 @@
           <w:sz w:val="24"/>
           <w:szCs w:val="24"/>
         </w:rPr>
-        <w:t xml:space="preserve">•</w:t>
+        <w:t>•</w:t>
       </w:r>
       <w:r>
         <w:rPr>
@@ -2070,7 +2072,7 @@
           <w:sz w:val="24"/>
           <w:szCs w:val="24"/>
         </w:rPr>
-        <w:t xml:space="preserve">Login and Members by Avaneeth Gowda L; Attendance and Payments by Adhyan Mahajan; the remaining pages were developed jointly.</w:t>
+        <w:t>Login and Members by Avaneeth Gowda L; Attendance and Payments by Adhyan Mahajan; the remaining pages were developed jointly.</w:t>
       </w:r>
     </w:p>
     <w:p>
@@ -2086,7 +2088,7 @@
           <w:sz w:val="28"/>
           <w:szCs w:val="28"/>
         </w:rPr>
-        <w:t xml:space="preserve">1.5 Tools and Technologies</w:t>
+        <w:t>1.5 Tools and Technologies</w:t>
       </w:r>
     </w:p>
     <w:tbl>
@@ -2191,7 +2193,7 @@
               <w:rPr>
                 <w:rFonts w:ascii="Times New Roman" w:hAnsi="Times New Roman" w:cs="Times New Roman"/>
               </w:rPr>
-              <w:t xml:space="preserve">HTML5 (single index.html; pages rendered from React JSX components using semantic elements)</w:t>
+              <w:t>HTML5 (single index.html; pages rendered from React JSX components using semantic elements)</w:t>
             </w:r>
           </w:p>
         </w:tc>
@@ -2231,7 +2233,7 @@
               <w:rPr>
                 <w:rFonts w:ascii="Times New Roman" w:hAnsi="Times New Roman" w:cs="Times New Roman"/>
               </w:rPr>
-              <w:t xml:space="preserve">Tailwind CSS 4.2 (via @tailwindcss/vite) with custom design tokens defined in index.css; Google Fonts: Space Grotesk and Manrope</w:t>
+              <w:t>Tailwind CSS 4.2 (via @tailwindcss/vite) with custom design tokens defined in index.css; Google Fonts: Space Grotesk and Manrope</w:t>
             </w:r>
           </w:p>
         </w:tc>
@@ -2254,6 +2256,7 @@
               <w:rPr>
                 <w:rFonts w:ascii="Times New Roman" w:hAnsi="Times New Roman" w:cs="Times New Roman"/>
               </w:rPr>
+              <w:lastRenderedPageBreak/>
               <w:t>JavaScript (if any)</w:t>
             </w:r>
           </w:p>
@@ -2271,7 +2274,7 @@
               <w:rPr>
                 <w:rFonts w:ascii="Times New Roman" w:hAnsi="Times New Roman" w:cs="Times New Roman"/>
               </w:rPr>
-              <w:t xml:space="preserve">React 19.2 with React Router 7, Axios 1.13, Recharts 3 (charts) and Lucide React (icons); built with Vite 8. Back end: Node.js with Express 5, jsonwebtoken, bcryptjs, mysql2</w:t>
+              <w:t>React 19.2 with React Router 7, Axios 1.13, Recharts 3 (charts) and Lucide React (icons); built with Vite 8. Back end: Node.js with Express 5, jsonwebtoken, bcryptjs, mysql2</w:t>
             </w:r>
           </w:p>
         </w:tc>
@@ -2311,7 +2314,7 @@
               <w:rPr>
                 <w:rFonts w:ascii="Times New Roman" w:hAnsi="Times New Roman" w:cs="Times New Roman"/>
               </w:rPr>
-              <w:t xml:space="preserve">REST API returning JSON (Express 5), backed by a MySQL 8.0 database (gym_db: 17 tables plus views, stored procedures, functions and triggers)</w:t>
+              <w:t>REST API returning JSON (Express 5), backed by a MySQL 8.0 database (gym_db: 17 tables plus views, stored procedures, functions and triggers)</w:t>
             </w:r>
           </w:p>
         </w:tc>
@@ -2350,15 +2353,14 @@
             <w:r>
               <w:rPr>
                 <w:rFonts w:ascii="Times New Roman" w:hAnsi="Times New Roman" w:cs="Times New Roman"/>
-                <w:highlight w:val="yellow"/>
               </w:rPr>
-              <w:t xml:space="preserve">IDE name</w:t>
+              <w:t xml:space="preserve">VS Code </w:t>
             </w:r>
             <w:r>
               <w:rPr>
                 <w:rFonts w:ascii="Times New Roman" w:hAnsi="Times New Roman" w:cs="Times New Roman"/>
               </w:rPr>
-              <w:t xml:space="preserve"> on Windows 11; Node.js 20+, npm, Vite dev server, MySQL Server 8.0 / MySQL Workbench, Git and GitHub</w:t>
+              <w:t>on Windows 11; Node.js 20+, npm, Vite dev server, MySQL Server 8.0 / MySQL Workbench, Git and GitHub</w:t>
             </w:r>
           </w:p>
         </w:tc>
@@ -2401,7 +2403,7 @@
               <w:rPr>
                 <w:rFonts w:ascii="Times New Roman" w:hAnsi="Times New Roman" w:cs="Times New Roman"/>
               </w:rPr>
-              <w:t xml:space="preserve">WCAG 2.1 Level AA: skip link, semantic landmarks, labelled form controls, accessible modal dialogs (focus trap, Esc to close), live status/alert messages, visible focus ring, 4.5:1 text contrast, prefers-reduced-motion support, responsive layout</w:t>
+              <w:t>WCAG 2.1 Level AA: skip link, semantic landmarks, labelled form controls, accessible modal dialogs (focus trap, Esc to close), live status/alert messages, visible focus ring, 4.5:1 text contrast, prefers-reduced-motion support, responsive layout</w:t>
             </w:r>
           </w:p>
         </w:tc>
@@ -2441,14 +2443,14 @@
               <w:rPr>
                 <w:rFonts w:ascii="Times New Roman" w:hAnsi="Times New Roman" w:cs="Times New Roman"/>
               </w:rPr>
-              <w:t xml:space="preserve">ESLint 9 (react-hooks, react-refresh plugins), browser DevTools, manual keyboard-only navigation testing</w:t>
+              <w:t>ESLint 9 (react-hooks, react-refresh plugins), browser DevTools, manual keyboard-only navigation testing</w:t>
             </w:r>
             <w:r>
               <w:rPr>
                 <w:rFonts w:ascii="Times New Roman" w:hAnsi="Times New Roman" w:cs="Times New Roman"/>
                 <w:highlight w:val="yellow"/>
               </w:rPr>
-              <w:t xml:space="preserve">; add Lighthouse / WAVE results if run</w:t>
+              <w:t>; add Lighthouse / WAVE results if run</w:t>
             </w:r>
           </w:p>
         </w:tc>
@@ -2472,7 +2474,7 @@
           <w:sz w:val="28"/>
           <w:szCs w:val="28"/>
         </w:rPr>
-        <w:t xml:space="preserve">1.6 Common Design Followed by the Team</w:t>
+        <w:t>1.6 Common Design Followed by the Team</w:t>
       </w:r>
     </w:p>
     <w:p>
@@ -2494,7 +2496,7 @@
           <w:sz w:val="21"/>
           <w:szCs w:val="21"/>
         </w:rPr>
-        <w:t xml:space="preserve">App.jsx</w:t>
+        <w:t>App.jsx</w:t>
       </w:r>
       <w:r>
         <w:rPr>
@@ -2510,7 +2512,7 @@
           <w:sz w:val="21"/>
           <w:szCs w:val="21"/>
         </w:rPr>
-        <w:t xml:space="preserve">ProtectedRoute</w:t>
+        <w:t>ProtectedRoute</w:t>
       </w:r>
       <w:r>
         <w:rPr>
@@ -2533,7 +2535,7 @@
           <w:sz w:val="24"/>
           <w:szCs w:val="24"/>
         </w:rPr>
-        <w:t xml:space="preserve">•</w:t>
+        <w:t>•</w:t>
       </w:r>
       <w:r>
         <w:rPr>
@@ -2559,7 +2561,7 @@
           <w:sz w:val="24"/>
           <w:szCs w:val="24"/>
         </w:rPr>
-        <w:t xml:space="preserve">the first focusable element, which jumps to the main content.</w:t>
+        <w:t>the first focusable element, which jumps to the main content.</w:t>
       </w:r>
     </w:p>
     <w:p>
@@ -2574,7 +2576,7 @@
           <w:sz w:val="24"/>
           <w:szCs w:val="24"/>
         </w:rPr>
-        <w:t xml:space="preserve">•</w:t>
+        <w:t>•</w:t>
       </w:r>
       <w:r>
         <w:rPr>
@@ -2600,7 +2602,7 @@
           <w:sz w:val="24"/>
           <w:szCs w:val="24"/>
         </w:rPr>
-        <w:t xml:space="preserve">(</w:t>
+        <w:t>(</w:t>
       </w:r>
       <w:r>
         <w:rPr>
@@ -2608,7 +2610,7 @@
           <w:sz w:val="21"/>
           <w:szCs w:val="21"/>
         </w:rPr>
-        <w:t xml:space="preserve">&lt;aside&gt;</w:t>
+        <w:t>&lt;aside&gt;</w:t>
       </w:r>
       <w:r>
         <w:rPr>
@@ -2624,7 +2626,7 @@
           <w:sz w:val="21"/>
           <w:szCs w:val="21"/>
         </w:rPr>
-        <w:t xml:space="preserve">&lt;nav aria-label="Main"&gt;</w:t>
+        <w:t>&lt;nav aria-label="Main"&gt;</w:t>
       </w:r>
       <w:r>
         <w:rPr>
@@ -2640,7 +2642,7 @@
           <w:sz w:val="21"/>
           <w:szCs w:val="21"/>
         </w:rPr>
-        <w:t xml:space="preserve">aria-current</w:t>
+        <w:t>aria-current</w:t>
       </w:r>
       <w:r>
         <w:rPr>
@@ -2656,7 +2658,7 @@
           <w:sz w:val="21"/>
           <w:szCs w:val="21"/>
         </w:rPr>
-        <w:t xml:space="preserve">&lt;footer&gt;</w:t>
+        <w:t>&lt;footer&gt;</w:t>
       </w:r>
       <w:r>
         <w:rPr>
@@ -2679,7 +2681,7 @@
           <w:sz w:val="24"/>
           <w:szCs w:val="24"/>
         </w:rPr>
-        <w:t xml:space="preserve">•</w:t>
+        <w:t>•</w:t>
       </w:r>
       <w:r>
         <w:rPr>
@@ -2705,7 +2707,7 @@
           <w:sz w:val="24"/>
           <w:szCs w:val="24"/>
         </w:rPr>
-        <w:t xml:space="preserve">(</w:t>
+        <w:t>(</w:t>
       </w:r>
       <w:r>
         <w:rPr>
@@ -2713,15 +2715,15 @@
           <w:sz w:val="21"/>
           <w:szCs w:val="21"/>
         </w:rPr>
-        <w:t xml:space="preserve">&lt;header&gt;</w:t>
-      </w:r>
-      <w:r>
-        <w:rPr>
-          <w:rFonts w:ascii="Times New Roman" w:hAnsi="Times New Roman" w:cs="Times New Roman"/>
-          <w:sz w:val="24"/>
-          <w:szCs w:val="24"/>
-        </w:rPr>
-        <w:t xml:space="preserve">): the page title (looked up from a TITLES map by URL), the theme toggle and the signed-in user badge.</w:t>
+        <w:t>&lt;header&gt;</w:t>
+      </w:r>
+      <w:r>
+        <w:rPr>
+          <w:rFonts w:ascii="Times New Roman" w:hAnsi="Times New Roman" w:cs="Times New Roman"/>
+          <w:sz w:val="24"/>
+          <w:szCs w:val="24"/>
+        </w:rPr>
+        <w:t>): the page title (looked up from a TITLES map by URL), the theme toggle and the signed-in user badge.</w:t>
       </w:r>
     </w:p>
     <w:p>
@@ -2736,7 +2738,7 @@
           <w:sz w:val="24"/>
           <w:szCs w:val="24"/>
         </w:rPr>
-        <w:t xml:space="preserve">•</w:t>
+        <w:t>•</w:t>
       </w:r>
       <w:r>
         <w:rPr>
@@ -2762,7 +2764,7 @@
           <w:sz w:val="24"/>
           <w:szCs w:val="24"/>
         </w:rPr>
-        <w:t xml:space="preserve">(</w:t>
+        <w:t>(</w:t>
       </w:r>
       <w:r>
         <w:rPr>
@@ -2770,7 +2772,7 @@
           <w:sz w:val="21"/>
           <w:szCs w:val="21"/>
         </w:rPr>
-        <w:t xml:space="preserve">&lt;main id="main-content"&gt;</w:t>
+        <w:t>&lt;main id="main-content"&gt;</w:t>
       </w:r>
       <w:r>
         <w:rPr>
@@ -2786,7 +2788,7 @@
           <w:sz w:val="21"/>
           <w:szCs w:val="21"/>
         </w:rPr>
-        <w:t xml:space="preserve">React.lazy</w:t>
+        <w:t>React.lazy</w:t>
       </w:r>
       <w:r>
         <w:rPr>
@@ -2802,7 +2804,7 @@
           <w:sz w:val="21"/>
           <w:szCs w:val="21"/>
         </w:rPr>
-        <w:t xml:space="preserve">Suspense</w:t>
+        <w:t>Suspense</w:t>
       </w:r>
       <w:r>
         <w:rPr>
@@ -2832,7 +2834,7 @@
           <w:sz w:val="21"/>
           <w:szCs w:val="21"/>
         </w:rPr>
-        <w:t xml:space="preserve">@theme</w:t>
+        <w:t>@theme</w:t>
       </w:r>
       <w:r>
         <w:rPr>
@@ -2848,7 +2850,7 @@
           <w:sz w:val="21"/>
           <w:szCs w:val="21"/>
         </w:rPr>
-        <w:t xml:space="preserve">index.css</w:t>
+        <w:t>index.css</w:t>
       </w:r>
       <w:r>
         <w:rPr>
@@ -2864,7 +2866,7 @@
           <w:sz w:val="21"/>
           <w:szCs w:val="21"/>
         </w:rPr>
-        <w:t xml:space="preserve">.light</w:t>
+        <w:t>.light</w:t>
       </w:r>
       <w:r>
         <w:rPr>
@@ -2880,7 +2882,7 @@
           <w:sz w:val="21"/>
           <w:szCs w:val="21"/>
         </w:rPr>
-        <w:t xml:space="preserve">useDialog</w:t>
+        <w:t>useDialog</w:t>
       </w:r>
       <w:r>
         <w:rPr>
@@ -2896,7 +2898,7 @@
           <w:sz w:val="21"/>
           <w:szCs w:val="21"/>
         </w:rPr>
-        <w:t xml:space="preserve">ConfirmDialog</w:t>
+        <w:t>ConfirmDialog</w:t>
       </w:r>
       <w:r>
         <w:rPr>
@@ -2921,6 +2923,7 @@
           <w:sz w:val="32"/>
           <w:szCs w:val="32"/>
         </w:rPr>
+        <w:lastRenderedPageBreak/>
         <w:t xml:space="preserve">2. Student 1: Avaneeth Gowda L (Reg. No: </w:t>
       </w:r>
       <w:r>
@@ -2930,9 +2933,8 @@
           <w:bCs/>
           <w:sz w:val="32"/>
           <w:szCs w:val="32"/>
-          <w:highlight w:val="yellow"/>
-        </w:rPr>
-        <w:t xml:space="preserve">__________</w:t>
+        </w:rPr>
+        <w:t>240911368</w:t>
       </w:r>
       <w:r>
         <w:rPr>
@@ -2942,7 +2944,7 @@
           <w:sz w:val="32"/>
           <w:szCs w:val="32"/>
         </w:rPr>
-        <w:t xml:space="preserve">)</w:t>
+        <w:t>)</w:t>
       </w:r>
     </w:p>
     <w:p>
@@ -2966,7 +2968,7 @@
           <w:sz w:val="24"/>
           <w:szCs w:val="24"/>
         </w:rPr>
-        <w:t xml:space="preserve">Login &amp; Authentication, Members Management</w:t>
+        <w:t>Login &amp; Authentication, Members Management</w:t>
       </w:r>
     </w:p>
     <w:p>
@@ -2982,7 +2984,7 @@
           <w:sz w:val="28"/>
           <w:szCs w:val="28"/>
         </w:rPr>
-        <w:t xml:space="preserve">2.1 Module Description</w:t>
+        <w:t>2.1 Module Description</w:t>
       </w:r>
     </w:p>
     <w:p>
@@ -2998,7 +3000,7 @@
           <w:sz w:val="24"/>
           <w:szCs w:val="24"/>
         </w:rPr>
-        <w:t xml:space="preserve">Module 1: Login &amp; Authentication</w:t>
+        <w:t>Module 1: Login &amp; Authentication</w:t>
       </w:r>
     </w:p>
     <w:p>
@@ -3012,7 +3014,7 @@
           <w:sz w:val="24"/>
           <w:szCs w:val="24"/>
         </w:rPr>
-        <w:t xml:space="preserve">The Login page is the entry point of the system. It shows the IronCore brand, a short instruction ("Both fields are required.") and a card with an email field, a password field and a Sign in button. A user cannot reach any other page without a valid token: the ProtectedRoute wrapper redirects to /login when no token is stored.</w:t>
+        <w:t>The Login page is the entry point of the system. It shows the IronCore brand, a short instruction ("Both fields are required.") and a card with an email field, a password field and a Sign in button. A user cannot reach any other page without a valid token: the ProtectedRoute wrapper redirects to /login when no token is stored.</w:t>
       </w:r>
     </w:p>
     <w:p>
@@ -3027,7 +3029,7 @@
           <w:sz w:val="24"/>
           <w:szCs w:val="24"/>
         </w:rPr>
-        <w:t xml:space="preserve">•</w:t>
+        <w:t>•</w:t>
       </w:r>
       <w:r>
         <w:rPr>
@@ -3053,7 +3055,7 @@
           <w:sz w:val="24"/>
           <w:szCs w:val="24"/>
         </w:rPr>
-        <w:t xml:space="preserve">email and password typed by the user.</w:t>
+        <w:t>email and password typed by the user.</w:t>
       </w:r>
     </w:p>
     <w:p>
@@ -3068,7 +3070,7 @@
           <w:sz w:val="24"/>
           <w:szCs w:val="24"/>
         </w:rPr>
-        <w:t xml:space="preserve">•</w:t>
+        <w:t>•</w:t>
       </w:r>
       <w:r>
         <w:rPr>
@@ -3094,7 +3096,7 @@
           <w:sz w:val="24"/>
           <w:szCs w:val="24"/>
         </w:rPr>
-        <w:t xml:space="preserve">the server looks the email up in the Admin, Trainer and Member tables in turn, compares the password with the stored bcrypt hash [8], and on success signs a JWT containing the user's id and role, valid for 8 hours.</w:t>
+        <w:t>the server looks the email up in the Admin, Trainer and Member tables in turn, compares the password with the stored bcrypt hash [8], and on success signs a JWT containing the user's id and role, valid for 8 hours.</w:t>
       </w:r>
     </w:p>
     <w:p>
@@ -3109,7 +3111,7 @@
           <w:sz w:val="24"/>
           <w:szCs w:val="24"/>
         </w:rPr>
-        <w:t xml:space="preserve">•</w:t>
+        <w:t>•</w:t>
       </w:r>
       <w:r>
         <w:rPr>
@@ -3135,7 +3137,7 @@
           <w:sz w:val="24"/>
           <w:szCs w:val="24"/>
         </w:rPr>
-        <w:t xml:space="preserve">on success the token and role are saved in localStorage and the user is sent to the Dashboard; on failure an error message is shown in an alert box.</w:t>
+        <w:t>on success the token and role are saved in localStorage and the user is sent to the Dashboard; on failure an error message is shown in an alert box.</w:t>
       </w:r>
     </w:p>
     <w:p>
@@ -3150,7 +3152,7 @@
           <w:sz w:val="24"/>
           <w:szCs w:val="24"/>
         </w:rPr>
-        <w:t xml:space="preserve">•</w:t>
+        <w:t>•</w:t>
       </w:r>
       <w:r>
         <w:rPr>
@@ -3176,7 +3178,7 @@
           <w:sz w:val="24"/>
           <w:szCs w:val="24"/>
         </w:rPr>
-        <w:t xml:space="preserve">centred card, labelled form inputs with icons, submit button with a loading spinner, alert banner.</w:t>
+        <w:t>centred card, labelled form inputs with icons, submit button with a loading spinner, alert banner.</w:t>
       </w:r>
     </w:p>
     <w:p>
@@ -3192,7 +3194,7 @@
           <w:sz w:val="24"/>
           <w:szCs w:val="24"/>
         </w:rPr>
-        <w:t xml:space="preserve">Module 2: Members Management</w:t>
+        <w:t>Module 2: Members Management</w:t>
       </w:r>
     </w:p>
     <w:p>
@@ -3206,7 +3208,7 @@
           <w:sz w:val="24"/>
           <w:szCs w:val="24"/>
         </w:rPr>
-        <w:t xml:space="preserve">The Members page lists every member with their contact details, age, current plan and subscription status, lifetime revenue and number of visits. The header shows the total and active counts. Staff can search by name or email, filter by status, register a new member, edit an existing one, and assign a membership plan.</w:t>
+        <w:t>The Members page lists every member with their contact details, age, current plan and subscription status, lifetime revenue and number of visits. The header shows the total and active counts. Staff can search by name or email, filter by status, register a new member, edit an existing one, and assign a membership plan.</w:t>
       </w:r>
     </w:p>
     <w:p>
@@ -3221,7 +3223,7 @@
           <w:sz w:val="24"/>
           <w:szCs w:val="24"/>
         </w:rPr>
-        <w:t xml:space="preserve">•</w:t>
+        <w:t>•</w:t>
       </w:r>
       <w:r>
         <w:rPr>
@@ -3247,7 +3249,7 @@
           <w:sz w:val="24"/>
           <w:szCs w:val="24"/>
         </w:rPr>
-        <w:t xml:space="preserve">member details (full name, email, phone, date of birth, gender, and on edit, join date and status); for subscriptions, a plan and a payment method.</w:t>
+        <w:t>member details (full name, email, phone, date of birth, gender, and on edit, join date and status); for subscriptions, a plan and a payment method.</w:t>
       </w:r>
     </w:p>
     <w:p>
@@ -3262,7 +3264,7 @@
           <w:sz w:val="24"/>
           <w:szCs w:val="24"/>
         </w:rPr>
-        <w:t xml:space="preserve">•</w:t>
+        <w:t>•</w:t>
       </w:r>
       <w:r>
         <w:rPr>
@@ -3288,7 +3290,7 @@
           <w:sz w:val="24"/>
           <w:szCs w:val="24"/>
         </w:rPr>
-        <w:t xml:space="preserve">listing reads the vw_member_dashboard view and calls three SQL functions per member (fn_member_age, fn_subscription_status_label, fn_total_revenue_by_member). Registration calls the sp_register_member stored procedure, which rejects an empty name, an invalid gender or a duplicate email.</w:t>
+        <w:t>listing reads the vw_member_dashboard view and calls three SQL functions per member (fn_member_age, fn_subscription_status_label, fn_total_revenue_by_member). Registration calls the sp_register_member stored procedure, which rejects an empty name, an invalid gender or a duplicate email.</w:t>
       </w:r>
     </w:p>
     <w:p>
@@ -3303,7 +3305,7 @@
           <w:sz w:val="24"/>
           <w:szCs w:val="24"/>
         </w:rPr>
-        <w:t xml:space="preserve">•</w:t>
+        <w:t>•</w:t>
       </w:r>
       <w:r>
         <w:rPr>
@@ -3329,7 +3331,7 @@
           <w:sz w:val="24"/>
           <w:szCs w:val="24"/>
         </w:rPr>
-        <w:t xml:space="preserve">the refreshed member table, and a success or error message inside the dialog.</w:t>
+        <w:t>the refreshed member table, and a success or error message inside the dialog.</w:t>
       </w:r>
     </w:p>
     <w:p>
@@ -3344,7 +3346,7 @@
           <w:sz w:val="24"/>
           <w:szCs w:val="24"/>
         </w:rPr>
-        <w:t xml:space="preserve">•</w:t>
+        <w:t>•</w:t>
       </w:r>
       <w:r>
         <w:rPr>
@@ -3370,7 +3372,7 @@
           <w:sz w:val="24"/>
           <w:szCs w:val="24"/>
         </w:rPr>
-        <w:t xml:space="preserve">page header with action button, search bar and status filter, data table with avatar initials and status badges, Register/Edit modal form, Assign Subscription modal with selectable plan cards.</w:t>
+        <w:t>page header with action button, search bar and status filter, data table with avatar initials and status badges, Register/Edit modal form, Assign Subscription modal with selectable plan cards.</w:t>
       </w:r>
     </w:p>
     <w:p>
@@ -3386,7 +3388,7 @@
           <w:sz w:val="28"/>
           <w:szCs w:val="28"/>
         </w:rPr>
-        <w:t xml:space="preserve">2.2 Design of the Module</w:t>
+        <w:t>2.2 Design of the Module</w:t>
       </w:r>
     </w:p>
     <w:p>
@@ -3408,7 +3410,7 @@
           <w:sz w:val="21"/>
           <w:szCs w:val="21"/>
         </w:rPr>
-        <w:t xml:space="preserve">mysql2</w:t>
+        <w:t>mysql2</w:t>
       </w:r>
       <w:r>
         <w:rPr>
@@ -3424,15 +3426,15 @@
           <w:sz w:val="21"/>
           <w:szCs w:val="21"/>
         </w:rPr>
-        <w:t xml:space="preserve">Content-Type: application/json</w:t>
-      </w:r>
-      <w:r>
-        <w:rPr>
-          <w:rFonts w:ascii="Times New Roman" w:hAnsi="Times New Roman" w:cs="Times New Roman"/>
-          <w:sz w:val="24"/>
-          <w:szCs w:val="24"/>
-        </w:rPr>
-        <w:t xml:space="preserve">); no HTML is rendered on the server.</w:t>
+        <w:t>Content-Type: application/json</w:t>
+      </w:r>
+      <w:r>
+        <w:rPr>
+          <w:rFonts w:ascii="Times New Roman" w:hAnsi="Times New Roman" w:cs="Times New Roman"/>
+          <w:sz w:val="24"/>
+          <w:szCs w:val="24"/>
+        </w:rPr>
+        <w:t>); no HTML is rendered on the server.</w:t>
       </w:r>
     </w:p>
     <w:p>
@@ -3448,7 +3450,8 @@
           <w:sz w:val="24"/>
           <w:szCs w:val="24"/>
         </w:rPr>
-        <w:t xml:space="preserve">Login flow</w:t>
+        <w:lastRenderedPageBreak/>
+        <w:t>Login flow</w:t>
       </w:r>
     </w:p>
     <w:p>
@@ -3463,7 +3466,7 @@
           <w:sz w:val="24"/>
           <w:szCs w:val="24"/>
         </w:rPr>
-        <w:t xml:space="preserve">•</w:t>
+        <w:t>•</w:t>
       </w:r>
       <w:r>
         <w:rPr>
@@ -3472,14 +3475,7 @@
           <w:szCs w:val="24"/>
         </w:rPr>
         <w:tab/>
-      </w:r>
-      <w:r>
-        <w:rPr>
-          <w:rFonts w:ascii="Times New Roman" w:hAnsi="Times New Roman" w:cs="Times New Roman"/>
-          <w:sz w:val="24"/>
-          <w:szCs w:val="24"/>
-        </w:rPr>
-        <w:t xml:space="preserve">The user submits the form. The browser checks that both fields are filled and that the email is well formed (required and type="email").</w:t>
+        <w:t>The user submits the form. The browser checks that both fields are filled and that the email is well formed (required and type="email").</w:t>
       </w:r>
     </w:p>
     <w:p>
@@ -3494,7 +3490,7 @@
           <w:sz w:val="24"/>
           <w:szCs w:val="24"/>
         </w:rPr>
-        <w:t xml:space="preserve">•</w:t>
+        <w:t>•</w:t>
       </w:r>
       <w:r>
         <w:rPr>
@@ -3503,13 +3499,6 @@
           <w:szCs w:val="24"/>
         </w:rPr>
         <w:tab/>
-      </w:r>
-      <w:r>
-        <w:rPr>
-          <w:rFonts w:ascii="Times New Roman" w:hAnsi="Times New Roman" w:cs="Times New Roman"/>
-          <w:sz w:val="24"/>
-          <w:szCs w:val="24"/>
-        </w:rPr>
         <w:t xml:space="preserve">React calls </w:t>
       </w:r>
       <w:r>
@@ -3518,7 +3507,7 @@
           <w:sz w:val="21"/>
           <w:szCs w:val="21"/>
         </w:rPr>
-        <w:t xml:space="preserve">POST /api/auth/login</w:t>
+        <w:t>POST /api/auth/login</w:t>
       </w:r>
       <w:r>
         <w:rPr>
@@ -3534,15 +3523,15 @@
           <w:sz w:val="21"/>
           <w:szCs w:val="21"/>
         </w:rPr>
-        <w:t xml:space="preserve">{ email, password }</w:t>
-      </w:r>
-      <w:r>
-        <w:rPr>
-          <w:rFonts w:ascii="Times New Roman" w:hAnsi="Times New Roman" w:cs="Times New Roman"/>
-          <w:sz w:val="24"/>
-          <w:szCs w:val="24"/>
-        </w:rPr>
-        <w:t xml:space="preserve">.</w:t>
+        <w:t>{ email, password }</w:t>
+      </w:r>
+      <w:r>
+        <w:rPr>
+          <w:rFonts w:ascii="Times New Roman" w:hAnsi="Times New Roman" w:cs="Times New Roman"/>
+          <w:sz w:val="24"/>
+          <w:szCs w:val="24"/>
+        </w:rPr>
+        <w:t>.</w:t>
       </w:r>
     </w:p>
     <w:p>
@@ -3557,7 +3546,7 @@
           <w:sz w:val="24"/>
           <w:szCs w:val="24"/>
         </w:rPr>
-        <w:t xml:space="preserve">•</w:t>
+        <w:t>•</w:t>
       </w:r>
       <w:r>
         <w:rPr>
@@ -3566,13 +3555,6 @@
           <w:szCs w:val="24"/>
         </w:rPr>
         <w:tab/>
-      </w:r>
-      <w:r>
-        <w:rPr>
-          <w:rFonts w:ascii="Times New Roman" w:hAnsi="Times New Roman" w:cs="Times New Roman"/>
-          <w:sz w:val="24"/>
-          <w:szCs w:val="24"/>
-        </w:rPr>
         <w:t xml:space="preserve">The auth controller queries </w:t>
       </w:r>
       <w:r>
@@ -3581,7 +3563,7 @@
           <w:sz w:val="21"/>
           <w:szCs w:val="21"/>
         </w:rPr>
-        <w:t xml:space="preserve">SELECT * FROM Admin|Trainer|Member WHERE email = ?</w:t>
+        <w:t>SELECT * FROM Admin|Trainer|Member WHERE email = ?</w:t>
       </w:r>
       <w:r>
         <w:rPr>
@@ -3597,15 +3579,15 @@
           <w:sz w:val="21"/>
           <w:szCs w:val="21"/>
         </w:rPr>
-        <w:t xml:space="preserve">bcrypt.compare</w:t>
-      </w:r>
-      <w:r>
-        <w:rPr>
-          <w:rFonts w:ascii="Times New Roman" w:hAnsi="Times New Roman" w:cs="Times New Roman"/>
-          <w:sz w:val="24"/>
-          <w:szCs w:val="24"/>
-        </w:rPr>
-        <w:t xml:space="preserve">.</w:t>
+        <w:t>bcrypt.compare</w:t>
+      </w:r>
+      <w:r>
+        <w:rPr>
+          <w:rFonts w:ascii="Times New Roman" w:hAnsi="Times New Roman" w:cs="Times New Roman"/>
+          <w:sz w:val="24"/>
+          <w:szCs w:val="24"/>
+        </w:rPr>
+        <w:t>.</w:t>
       </w:r>
     </w:p>
     <w:p>
@@ -3620,7 +3602,7 @@
           <w:sz w:val="24"/>
           <w:szCs w:val="24"/>
         </w:rPr>
-        <w:t xml:space="preserve">•</w:t>
+        <w:t>•</w:t>
       </w:r>
       <w:r>
         <w:rPr>
@@ -3629,13 +3611,6 @@
           <w:szCs w:val="24"/>
         </w:rPr>
         <w:tab/>
-      </w:r>
-      <w:r>
-        <w:rPr>
-          <w:rFonts w:ascii="Times New Roman" w:hAnsi="Times New Roman" w:cs="Times New Roman"/>
-          <w:sz w:val="24"/>
-          <w:szCs w:val="24"/>
-        </w:rPr>
         <w:t xml:space="preserve">On success it returns </w:t>
       </w:r>
       <w:r>
@@ -3644,7 +3619,7 @@
           <w:sz w:val="21"/>
           <w:szCs w:val="21"/>
         </w:rPr>
-        <w:t xml:space="preserve">{ token, role, name }</w:t>
+        <w:t>{ token, role, name }</w:t>
       </w:r>
       <w:r>
         <w:rPr>
@@ -3660,15 +3635,15 @@
           <w:sz w:val="21"/>
           <w:szCs w:val="21"/>
         </w:rPr>
-        <w:t xml:space="preserve">{ message: "Invalid credentials" }</w:t>
-      </w:r>
-      <w:r>
-        <w:rPr>
-          <w:rFonts w:ascii="Times New Roman" w:hAnsi="Times New Roman" w:cs="Times New Roman"/>
-          <w:sz w:val="24"/>
-          <w:szCs w:val="24"/>
-        </w:rPr>
-        <w:t xml:space="preserve">.</w:t>
+        <w:t>{ message: "Invalid credentials" }</w:t>
+      </w:r>
+      <w:r>
+        <w:rPr>
+          <w:rFonts w:ascii="Times New Roman" w:hAnsi="Times New Roman" w:cs="Times New Roman"/>
+          <w:sz w:val="24"/>
+          <w:szCs w:val="24"/>
+        </w:rPr>
+        <w:t>.</w:t>
       </w:r>
     </w:p>
     <w:p>
@@ -3683,7 +3658,7 @@
           <w:sz w:val="24"/>
           <w:szCs w:val="24"/>
         </w:rPr>
-        <w:t xml:space="preserve">•</w:t>
+        <w:t>•</w:t>
       </w:r>
       <w:r>
         <w:rPr>
@@ -3692,13 +3667,6 @@
           <w:szCs w:val="24"/>
         </w:rPr>
         <w:tab/>
-      </w:r>
-      <w:r>
-        <w:rPr>
-          <w:rFonts w:ascii="Times New Roman" w:hAnsi="Times New Roman" w:cs="Times New Roman"/>
-          <w:sz w:val="24"/>
-          <w:szCs w:val="24"/>
-        </w:rPr>
         <w:t xml:space="preserve">For every later request the front end sends </w:t>
       </w:r>
       <w:r>
@@ -3707,15 +3675,15 @@
           <w:sz w:val="21"/>
           <w:szCs w:val="21"/>
         </w:rPr>
-        <w:t xml:space="preserve">Authorization: Bearer &lt;token&gt;</w:t>
-      </w:r>
-      <w:r>
-        <w:rPr>
-          <w:rFonts w:ascii="Times New Roman" w:hAnsi="Times New Roman" w:cs="Times New Roman"/>
-          <w:sz w:val="24"/>
-          <w:szCs w:val="24"/>
-        </w:rPr>
-        <w:t xml:space="preserve">. The auth middleware verifies the token and checks that the role is allowed on that route, otherwise it answers 401 or 403.</w:t>
+        <w:t>Authorization: Bearer &lt;token&gt;</w:t>
+      </w:r>
+      <w:r>
+        <w:rPr>
+          <w:rFonts w:ascii="Times New Roman" w:hAnsi="Times New Roman" w:cs="Times New Roman"/>
+          <w:sz w:val="24"/>
+          <w:szCs w:val="24"/>
+        </w:rPr>
+        <w:t>. The auth middleware verifies the token and checks that the role is allowed on that route, otherwise it answers 401 or 403.</w:t>
       </w:r>
     </w:p>
     <w:p>
@@ -3731,7 +3699,7 @@
           <w:sz w:val="24"/>
           <w:szCs w:val="24"/>
         </w:rPr>
-        <w:t xml:space="preserve">Members flow</w:t>
+        <w:t>Members flow</w:t>
       </w:r>
     </w:p>
     <w:tbl>
@@ -3751,6 +3719,7 @@
           <w:left w:w="80" w:type="dxa"/>
           <w:right w:w="80" w:type="dxa"/>
         </w:tblCellMar>
+        <w:tblLook w:val="04A0" w:firstRow="1" w:lastRow="0" w:firstColumn="1" w:lastColumn="0" w:noHBand="0" w:noVBand="1"/>
       </w:tblPr>
       <w:tblGrid>
         <w:gridCol w:w="1500"/>
@@ -3760,6 +3729,7 @@
       <w:tr>
         <w:trPr>
           <w:tblHeader/>
+          <w:jc w:val="center"/>
         </w:trPr>
         <w:tc>
           <w:tcPr>
@@ -3779,7 +3749,7 @@
                 <w:sz w:val="20"/>
                 <w:szCs w:val="20"/>
               </w:rPr>
-              <w:t xml:space="preserve">Action</w:t>
+              <w:t>Action</w:t>
             </w:r>
           </w:p>
         </w:tc>
@@ -3801,7 +3771,7 @@
                 <w:sz w:val="20"/>
                 <w:szCs w:val="20"/>
               </w:rPr>
-              <w:t xml:space="preserve">Request</w:t>
+              <w:t>Request</w:t>
             </w:r>
           </w:p>
         </w:tc>
@@ -3823,12 +3793,15 @@
                 <w:sz w:val="20"/>
                 <w:szCs w:val="20"/>
               </w:rPr>
-              <w:t xml:space="preserve">Back-end processing</w:t>
+              <w:t>Back-end processing</w:t>
             </w:r>
           </w:p>
         </w:tc>
       </w:tr>
       <w:tr>
+        <w:trPr>
+          <w:jc w:val="center"/>
+        </w:trPr>
         <w:tc>
           <w:tcPr>
             <w:tcW w:w="1500" w:type="dxa"/>
@@ -3844,7 +3817,7 @@
                 <w:sz w:val="20"/>
                 <w:szCs w:val="20"/>
               </w:rPr>
-              <w:t xml:space="preserve">Load list</w:t>
+              <w:t>Load list</w:t>
             </w:r>
           </w:p>
         </w:tc>
@@ -3863,7 +3836,7 @@
                 <w:sz w:val="21"/>
                 <w:szCs w:val="21"/>
               </w:rPr>
-              <w:t xml:space="preserve">GET /api/members</w:t>
+              <w:t>GET /api/members</w:t>
             </w:r>
           </w:p>
         </w:tc>
@@ -3882,12 +3855,15 @@
                 <w:sz w:val="20"/>
                 <w:szCs w:val="20"/>
               </w:rPr>
-              <w:t xml:space="preserve">SELECT from view vw_member_dashboard plus three SQL functions; falls back to the Member table if the view is not installed.</w:t>
+              <w:t>SELECT from view vw_member_dashboard plus three SQL functions; falls back to the Member table if the view is not installed.</w:t>
             </w:r>
           </w:p>
         </w:tc>
       </w:tr>
       <w:tr>
+        <w:trPr>
+          <w:jc w:val="center"/>
+        </w:trPr>
         <w:tc>
           <w:tcPr>
             <w:tcW w:w="1500" w:type="dxa"/>
@@ -3903,7 +3879,7 @@
                 <w:sz w:val="20"/>
                 <w:szCs w:val="20"/>
               </w:rPr>
-              <w:t xml:space="preserve">Register</w:t>
+              <w:t>Register</w:t>
             </w:r>
           </w:p>
         </w:tc>
@@ -3922,7 +3898,7 @@
                 <w:sz w:val="21"/>
                 <w:szCs w:val="21"/>
               </w:rPr>
-              <w:t xml:space="preserve">POST /api/members</w:t>
+              <w:t>POST /api/members</w:t>
             </w:r>
             <w:r>
               <w:rPr>
@@ -3949,12 +3925,15 @@
                 <w:sz w:val="20"/>
                 <w:szCs w:val="20"/>
               </w:rPr>
-              <w:t xml:space="preserve">CALL sp_register_member(…, @new_id, @msg); returns 201 with the new id, or 400 with the procedure's error message.</w:t>
+              <w:t>CALL sp_register_member(…, @new_id, @msg); returns 201 with the new id, or 400 with the procedure's error message.</w:t>
             </w:r>
           </w:p>
         </w:tc>
       </w:tr>
       <w:tr>
+        <w:trPr>
+          <w:jc w:val="center"/>
+        </w:trPr>
         <w:tc>
           <w:tcPr>
             <w:tcW w:w="1500" w:type="dxa"/>
@@ -3970,7 +3949,7 @@
                 <w:sz w:val="20"/>
                 <w:szCs w:val="20"/>
               </w:rPr>
-              <w:t xml:space="preserve">Edit</w:t>
+              <w:t>Edit</w:t>
             </w:r>
           </w:p>
         </w:tc>
@@ -3989,7 +3968,7 @@
                 <w:sz w:val="21"/>
                 <w:szCs w:val="21"/>
               </w:rPr>
-              <w:t xml:space="preserve">PUT /api/members/:id</w:t>
+              <w:t>PUT /api/members/:id</w:t>
             </w:r>
           </w:p>
         </w:tc>
@@ -4008,12 +3987,15 @@
                 <w:sz w:val="20"/>
                 <w:szCs w:val="20"/>
               </w:rPr>
-              <w:t xml:space="preserve">UPDATE Member SET … WHERE member_id = ?</w:t>
+              <w:t>UPDATE Member SET … WHERE member_id = ?</w:t>
             </w:r>
           </w:p>
         </w:tc>
       </w:tr>
       <w:tr>
+        <w:trPr>
+          <w:jc w:val="center"/>
+        </w:trPr>
         <w:tc>
           <w:tcPr>
             <w:tcW w:w="1500" w:type="dxa"/>
@@ -4029,7 +4011,7 @@
                 <w:sz w:val="20"/>
                 <w:szCs w:val="20"/>
               </w:rPr>
-              <w:t xml:space="preserve">Assign plan</w:t>
+              <w:t>Assign plan</w:t>
             </w:r>
           </w:p>
         </w:tc>
@@ -4048,7 +4030,7 @@
                 <w:sz w:val="21"/>
                 <w:szCs w:val="21"/>
               </w:rPr>
-              <w:t xml:space="preserve">POST /api/db/procedures/renew-subscription</w:t>
+              <w:t>POST /api/db/procedures/renew-subscription</w:t>
             </w:r>
             <w:r>
               <w:rPr>
@@ -4075,7 +4057,7 @@
                 <w:sz w:val="20"/>
                 <w:szCs w:val="20"/>
               </w:rPr>
-              <w:t xml:space="preserve">CALL sp_renew_subscription(…) inserts the Subscription row and its Payment row in one step and returns the new subscription id and a message.</w:t>
+              <w:t>CALL sp_renew_subscription(…) inserts the Subscription row and its Payment row in one step and returns the new subscription id and a message.</w:t>
             </w:r>
           </w:p>
         </w:tc>
@@ -4107,7 +4089,7 @@
           <w:sz w:val="24"/>
           <w:szCs w:val="24"/>
         </w:rPr>
-        <w:t xml:space="preserve">required attributes on name and email, type="email" and type="date" inputs, a check that a plan is selected before assigning a subscription, and disabled buttons while a request is in progress to stop double submission.</w:t>
+        <w:t>required attributes on name and email, type="email" and type="date" inputs, a check that a plan is selected before assigning a subscription, and disabled buttons while a request is in progress to stop double submission.</w:t>
       </w:r>
     </w:p>
     <w:p>
@@ -4131,7 +4113,7 @@
           <w:sz w:val="24"/>
           <w:szCs w:val="24"/>
         </w:rPr>
-        <w:t xml:space="preserve">the JWT middleware allows only admin and trainer roles on member routes; sp_register_member validates name, gender and email uniqueness; the database enforces NOT NULL, UNIQUE (email), ENUM (gender, status) and foreign-key constraints; all queries are parameterised.</w:t>
+        <w:t>the JWT middleware allows only admin and trainer roles on member routes; sp_register_member validates name, gender and email uniqueness; the database enforces NOT NULL, UNIQUE (email), ENUM (gender, status) and foreign-key constraints; all queries are parameterised.</w:t>
       </w:r>
     </w:p>
     <w:p>
@@ -4147,7 +4129,8 @@
           <w:sz w:val="28"/>
           <w:szCs w:val="28"/>
         </w:rPr>
-        <w:t xml:space="preserve">2.3 Development of the Module</w:t>
+        <w:lastRenderedPageBreak/>
+        <w:t>2.3 Development of the Module</w:t>
       </w:r>
     </w:p>
     <w:p>
@@ -4160,10 +4143,8 @@
           <w:rFonts w:ascii="Times New Roman" w:hAnsi="Times New Roman" w:cs="Times New Roman"/>
           <w:i/>
           <w:iCs/>
-          <w:sz w:val="22"/>
-          <w:szCs w:val="22"/>
-        </w:rPr>
-        <w:t xml:space="preserve">Listing 2.1: Login request in Login.jsx (front end)</w:t>
+        </w:rPr>
+        <w:t>Listing 2.1: Login request in Login.jsx (front end)</w:t>
       </w:r>
     </w:p>
     <w:p>
@@ -4187,7 +4168,7 @@
           <w:sz w:val="17"/>
           <w:szCs w:val="17"/>
         </w:rPr>
-        <w:t xml:space="preserve">const handleLogin = async (e) =&gt; {</w:t>
+        <w:t>const handleLogin = async (e) =&gt; {</w:t>
       </w:r>
     </w:p>
     <w:p>
@@ -4521,7 +4502,7 @@
           <w:sz w:val="17"/>
           <w:szCs w:val="17"/>
         </w:rPr>
-        <w:t xml:space="preserve">};</w:t>
+        <w:t>};</w:t>
       </w:r>
     </w:p>
     <w:p>
@@ -4534,10 +4515,8 @@
           <w:rFonts w:ascii="Times New Roman" w:hAnsi="Times New Roman" w:cs="Times New Roman"/>
           <w:i/>
           <w:iCs/>
-          <w:sz w:val="22"/>
-          <w:szCs w:val="22"/>
-        </w:rPr>
-        <w:t xml:space="preserve">Listing 2.2: Login handler in authController.js (back end)</w:t>
+        </w:rPr>
+        <w:t>Listing 2.2: Login handler in authController.js (back end)</w:t>
       </w:r>
     </w:p>
     <w:p>
@@ -4561,7 +4540,7 @@
           <w:sz w:val="17"/>
           <w:szCs w:val="17"/>
         </w:rPr>
-        <w:t xml:space="preserve">for (const r of roles) {</w:t>
+        <w:t>for (const r of roles) {</w:t>
       </w:r>
     </w:p>
     <w:p>
@@ -4888,7 +4867,7 @@
           <w:sz w:val="17"/>
           <w:szCs w:val="17"/>
         </w:rPr>
-        <w:t xml:space="preserve">}</w:t>
+        <w:t>}</w:t>
       </w:r>
     </w:p>
     <w:p>
@@ -4910,7 +4889,7 @@
           <w:sz w:val="17"/>
           <w:szCs w:val="17"/>
         </w:rPr>
-        <w:t xml:space="preserve">res.status(401).json({ message: 'Invalid credentials' });</w:t>
+        <w:t>res.status(401).json({ message: 'Invalid credentials' });</w:t>
       </w:r>
     </w:p>
     <w:p>
@@ -4923,10 +4902,8 @@
           <w:rFonts w:ascii="Times New Roman" w:hAnsi="Times New Roman" w:cs="Times New Roman"/>
           <w:i/>
           <w:iCs/>
-          <w:sz w:val="22"/>
-          <w:szCs w:val="22"/>
-        </w:rPr>
-        <w:t xml:space="preserve">Listing 2.3: Role-based JWT middleware (authMiddleware.js)</w:t>
+        </w:rPr>
+        <w:t>Listing 2.3: Role-based JWT middleware (authMiddleware.js)</w:t>
       </w:r>
     </w:p>
     <w:p>
@@ -4950,7 +4927,7 @@
           <w:sz w:val="17"/>
           <w:szCs w:val="17"/>
         </w:rPr>
-        <w:t xml:space="preserve">module.exports = (roles = []) =&gt; (req, res, next) =&gt; {</w:t>
+        <w:t>module.exports = (roles = []) =&gt; (req, res, next) =&gt; {</w:t>
       </w:r>
     </w:p>
     <w:p>
@@ -5236,7 +5213,7 @@
           <w:sz w:val="17"/>
           <w:szCs w:val="17"/>
         </w:rPr>
-        <w:t xml:space="preserve">};</w:t>
+        <w:t>};</w:t>
       </w:r>
     </w:p>
     <w:p>
@@ -5249,10 +5226,9 @@
           <w:rFonts w:ascii="Times New Roman" w:hAnsi="Times New Roman" w:cs="Times New Roman"/>
           <w:i/>
           <w:iCs/>
-          <w:sz w:val="22"/>
-          <w:szCs w:val="22"/>
-        </w:rPr>
-        <w:t xml:space="preserve">Listing 2.4: Member routes and registration through a stored procedure</w:t>
+        </w:rPr>
+        <w:lastRenderedPageBreak/>
+        <w:t>Listing 2.4: Member routes and registration through a stored procedure</w:t>
       </w:r>
     </w:p>
     <w:p>
@@ -5276,7 +5252,7 @@
           <w:sz w:val="17"/>
           <w:szCs w:val="17"/>
         </w:rPr>
-        <w:t xml:space="preserve">router.get('/',    auth(['admin', 'trainer']), memberController.getAllMembers);</w:t>
+        <w:t>router.get('/',    auth(['admin', 'trainer']), memberController.getAllMembers);</w:t>
       </w:r>
     </w:p>
     <w:p>
@@ -5300,7 +5276,7 @@
           <w:sz w:val="17"/>
           <w:szCs w:val="17"/>
         </w:rPr>
-        <w:t xml:space="preserve">router.post('/',   auth(['admin', 'trainer']), memberController.createMember);</w:t>
+        <w:t>router.post('/',   auth(['admin', 'trainer']), memberController.createMember);</w:t>
       </w:r>
     </w:p>
     <w:p>
@@ -5324,7 +5300,7 @@
           <w:sz w:val="17"/>
           <w:szCs w:val="17"/>
         </w:rPr>
-        <w:t xml:space="preserve">router.put('/:id', auth(['admin', 'trainer']), memberController.updateMember);</w:t>
+        <w:t>router.put('/:id', auth(['admin', 'trainer']), memberController.updateMember);</w:t>
       </w:r>
     </w:p>
     <w:p>
@@ -5363,7 +5339,7 @@
           <w:sz w:val="17"/>
           <w:szCs w:val="17"/>
         </w:rPr>
-        <w:t xml:space="preserve">// memberController.createMember</w:t>
+        <w:t>// memberController.createMember</w:t>
       </w:r>
     </w:p>
     <w:p>
@@ -5387,7 +5363,7 @@
           <w:sz w:val="17"/>
           <w:szCs w:val="17"/>
         </w:rPr>
-        <w:t xml:space="preserve">await db.query(</w:t>
+        <w:t>await db.query(</w:t>
       </w:r>
     </w:p>
     <w:p>
@@ -5459,7 +5435,7 @@
           <w:sz w:val="17"/>
           <w:szCs w:val="17"/>
         </w:rPr>
-        <w:t xml:space="preserve">);</w:t>
+        <w:t>);</w:t>
       </w:r>
     </w:p>
     <w:p>
@@ -5483,7 +5459,7 @@
           <w:sz w:val="17"/>
           <w:szCs w:val="17"/>
         </w:rPr>
-        <w:t xml:space="preserve">const [[result]] = await db.query('SELECT @new_id AS member_id, @msg AS message');</w:t>
+        <w:t>const [[result]] = await db.query('SELECT @new_id AS member_id, @msg AS message');</w:t>
       </w:r>
     </w:p>
     <w:p>
@@ -5507,7 +5483,7 @@
           <w:sz w:val="17"/>
           <w:szCs w:val="17"/>
         </w:rPr>
-        <w:t xml:space="preserve">if (result.member_id &gt; 0)</w:t>
+        <w:t>if (result.member_id &gt; 0)</w:t>
       </w:r>
     </w:p>
     <w:p>
@@ -5553,7 +5529,7 @@
           <w:sz w:val="17"/>
           <w:szCs w:val="17"/>
         </w:rPr>
-        <w:t xml:space="preserve">return res.status(400).json({ message: result.message });</w:t>
+        <w:t>return res.status(400).json({ message: result.message });</w:t>
       </w:r>
     </w:p>
     <w:p>
@@ -5566,10 +5542,8 @@
           <w:rFonts w:ascii="Times New Roman" w:hAnsi="Times New Roman" w:cs="Times New Roman"/>
           <w:i/>
           <w:iCs/>
-          <w:sz w:val="22"/>
-          <w:szCs w:val="22"/>
-        </w:rPr>
-        <w:t xml:space="preserve">Listing 2.5: Validation inside sp_register_member (MySQL)</w:t>
+        </w:rPr>
+        <w:t>Listing 2.5: Validation inside sp_register_member (MySQL)</w:t>
       </w:r>
     </w:p>
     <w:p>
@@ -5593,7 +5567,7 @@
           <w:sz w:val="17"/>
           <w:szCs w:val="17"/>
         </w:rPr>
-        <w:t xml:space="preserve">IF p_name IS NULL OR TRIM(p_name) = '' THEN</w:t>
+        <w:t>IF p_name IS NULL OR TRIM(p_name) = '' THEN</w:t>
       </w:r>
     </w:p>
     <w:p>
@@ -5665,7 +5639,7 @@
           <w:sz w:val="17"/>
           <w:szCs w:val="17"/>
         </w:rPr>
-        <w:t xml:space="preserve">ELSEIF p_gender NOT IN ('Male', 'Female', 'Other') THEN</w:t>
+        <w:t>ELSEIF p_gender NOT IN ('Male', 'Female', 'Other') THEN</w:t>
       </w:r>
     </w:p>
     <w:p>
@@ -5737,7 +5711,7 @@
           <w:sz w:val="17"/>
           <w:szCs w:val="17"/>
         </w:rPr>
-        <w:t xml:space="preserve">ELSE</w:t>
+        <w:t>ELSE</w:t>
       </w:r>
     </w:p>
     <w:p>
@@ -5975,7 +5949,7 @@
           <w:sz w:val="17"/>
           <w:szCs w:val="17"/>
         </w:rPr>
-        <w:t xml:space="preserve">END IF;</w:t>
+        <w:t>END IF;</w:t>
       </w:r>
     </w:p>
     <w:p>
@@ -5991,7 +5965,7 @@
           <w:sz w:val="28"/>
           <w:szCs w:val="28"/>
         </w:rPr>
-        <w:t xml:space="preserve">2.4 Results</w:t>
+        <w:t>2.4 Results</w:t>
       </w:r>
     </w:p>
     <w:p>
@@ -6005,7 +5979,7 @@
           <w:noProof/>
         </w:rPr>
         <w:drawing>
-          <wp:inline distT="0" distB="0" distL="0" distR="0">
+          <wp:inline distT="0" distB="0" distL="0" distR="0" wp14:anchorId="48C2BF50" wp14:editId="72323268">
             <wp:extent cx="5486400" cy="3209544"/>
             <wp:effectExtent l="0" t="0" r="0" b="0"/>
             <wp:docPr id="101" name="Picture 101"/>
@@ -6020,7 +5994,7 @@
                     <pic:cNvPicPr/>
                   </pic:nvPicPr>
                   <pic:blipFill>
-                    <a:blip r:embed="rIdShot1"/>
+                    <a:blip r:embed="rId10"/>
                     <a:stretch>
                       <a:fillRect/>
                     </a:stretch>
@@ -6059,7 +6033,7 @@
           <w:sz w:val="20"/>
           <w:szCs w:val="20"/>
         </w:rPr>
-        <w:t xml:space="preserve">Figure 2.1: Login page</w:t>
+        <w:t>Figure 2.1: Login page</w:t>
       </w:r>
     </w:p>
     <w:p>
@@ -6072,8 +6046,9 @@
         <w:rPr>
           <w:noProof/>
         </w:rPr>
+        <w:lastRenderedPageBreak/>
         <w:drawing>
-          <wp:inline distT="0" distB="0" distL="0" distR="0">
+          <wp:inline distT="0" distB="0" distL="0" distR="0" wp14:anchorId="0AC4B187" wp14:editId="36DB3154">
             <wp:extent cx="5486400" cy="3209544"/>
             <wp:effectExtent l="0" t="0" r="0" b="0"/>
             <wp:docPr id="102" name="Picture 102"/>
@@ -6088,7 +6063,7 @@
                     <pic:cNvPicPr/>
                   </pic:nvPicPr>
                   <pic:blipFill>
-                    <a:blip r:embed="rIdShot2"/>
+                    <a:blip r:embed="rId11"/>
                     <a:stretch>
                       <a:fillRect/>
                     </a:stretch>
@@ -6127,7 +6102,7 @@
           <w:sz w:val="20"/>
           <w:szCs w:val="20"/>
         </w:rPr>
-        <w:t xml:space="preserve">Figure 2.2: Dashboard shown after a successful login</w:t>
+        <w:t>Figure 2.2: Dashboard shown after a successful login</w:t>
       </w:r>
     </w:p>
     <w:p>
@@ -6141,7 +6116,7 @@
           <w:noProof/>
         </w:rPr>
         <w:drawing>
-          <wp:inline distT="0" distB="0" distL="0" distR="0">
+          <wp:inline distT="0" distB="0" distL="0" distR="0" wp14:anchorId="12004094" wp14:editId="2EBA382C">
             <wp:extent cx="5486400" cy="3209544"/>
             <wp:effectExtent l="0" t="0" r="0" b="0"/>
             <wp:docPr id="103" name="Picture 103"/>
@@ -6156,7 +6131,7 @@
                     <pic:cNvPicPr/>
                   </pic:nvPicPr>
                   <pic:blipFill>
-                    <a:blip r:embed="rIdShot3"/>
+                    <a:blip r:embed="rId12"/>
                     <a:stretch>
                       <a:fillRect/>
                     </a:stretch>
@@ -6195,7 +6170,7 @@
           <w:sz w:val="20"/>
           <w:szCs w:val="20"/>
         </w:rPr>
-        <w:t xml:space="preserve">Figure 2.3: Members page with search, status filter and member table</w:t>
+        <w:t>Figure 2.3: Members page with search, status filter and member table</w:t>
       </w:r>
     </w:p>
     <w:p>
@@ -6208,8 +6183,9 @@
         <w:rPr>
           <w:noProof/>
         </w:rPr>
+        <w:lastRenderedPageBreak/>
         <w:drawing>
-          <wp:inline distT="0" distB="0" distL="0" distR="0">
+          <wp:inline distT="0" distB="0" distL="0" distR="0" wp14:anchorId="3909B19F" wp14:editId="43EFFF19">
             <wp:extent cx="5486400" cy="3209544"/>
             <wp:effectExtent l="0" t="0" r="0" b="0"/>
             <wp:docPr id="104" name="Picture 104"/>
@@ -6224,7 +6200,7 @@
                     <pic:cNvPicPr/>
                   </pic:nvPicPr>
                   <pic:blipFill>
-                    <a:blip r:embed="rIdShot4"/>
+                    <a:blip r:embed="rId13"/>
                     <a:stretch>
                       <a:fillRect/>
                     </a:stretch>
@@ -6263,7 +6239,7 @@
           <w:sz w:val="20"/>
           <w:szCs w:val="20"/>
         </w:rPr>
-        <w:t xml:space="preserve">Figure 2.4: Register Member dialog with labelled, required fields</w:t>
+        <w:t>Figure 2.4: Register Member dialog with labelled, required fields</w:t>
       </w:r>
     </w:p>
     <w:p>
@@ -6280,6 +6256,7 @@
           <w:sz w:val="32"/>
           <w:szCs w:val="32"/>
         </w:rPr>
+        <w:lastRenderedPageBreak/>
         <w:t xml:space="preserve">3. Student 2: Adhyan Mahajan (Reg. No: </w:t>
       </w:r>
       <w:r>
@@ -6291,7 +6268,7 @@
           <w:szCs w:val="32"/>
           <w:highlight w:val="yellow"/>
         </w:rPr>
-        <w:t xml:space="preserve">__________</w:t>
+        <w:t>__________</w:t>
       </w:r>
       <w:r>
         <w:rPr>
@@ -6301,7 +6278,7 @@
           <w:sz w:val="32"/>
           <w:szCs w:val="32"/>
         </w:rPr>
-        <w:t xml:space="preserve">)</w:t>
+        <w:t>)</w:t>
       </w:r>
     </w:p>
     <w:p>
@@ -6325,7 +6302,7 @@
           <w:sz w:val="24"/>
           <w:szCs w:val="24"/>
         </w:rPr>
-        <w:t xml:space="preserve">Attendance Tracking, Payments &amp; Revenue</w:t>
+        <w:t>Attendance Tracking, Payments &amp; Revenue</w:t>
       </w:r>
     </w:p>
     <w:p>
@@ -6341,7 +6318,7 @@
           <w:sz w:val="28"/>
           <w:szCs w:val="28"/>
         </w:rPr>
-        <w:t xml:space="preserve">3.1 Module Description</w:t>
+        <w:t>3.1 Module Description</w:t>
       </w:r>
     </w:p>
     <w:p>
@@ -6357,7 +6334,7 @@
           <w:sz w:val="24"/>
           <w:szCs w:val="24"/>
         </w:rPr>
-        <w:t xml:space="preserve">Module 1: Attendance Tracking</w:t>
+        <w:t>Module 1: Attendance Tracking</w:t>
       </w:r>
     </w:p>
     <w:p>
@@ -6371,7 +6348,7 @@
           <w:sz w:val="24"/>
           <w:szCs w:val="24"/>
         </w:rPr>
-        <w:t xml:space="preserve">The Attendance page records when members enter and leave the gym. A Quick Scan card lets staff type a member ID and press Check In or Check Out (Enter also works). Four live statistic cards show how many members are inside now, how many checked in today, the average session length and the peak hour. Below them, Today's Activity Log lists each visit with in-time, out-time, duration and status, and can be filtered (inside now / completed), extended with more rows on demand, and exported to CSV.</w:t>
+        <w:t>The Attendance page records when members enter and leave the gym. A Quick Scan card lets staff type a member ID and press Check In or Check Out (Enter also works). Four live statistic cards show how many members are inside now, how many checked in today, the average session length and the peak hour. Below them, Today's Activity Log lists each visit with in-time, out-time, duration and status, and can be filtered (inside now / completed), extended with more rows on demand, and exported to CSV.</w:t>
       </w:r>
     </w:p>
     <w:p>
@@ -6386,7 +6363,7 @@
           <w:sz w:val="24"/>
           <w:szCs w:val="24"/>
         </w:rPr>
-        <w:t xml:space="preserve">•</w:t>
+        <w:t>•</w:t>
       </w:r>
       <w:r>
         <w:rPr>
@@ -6412,7 +6389,7 @@
           <w:sz w:val="24"/>
           <w:szCs w:val="24"/>
         </w:rPr>
-        <w:t xml:space="preserve">a member ID and the chosen action (check in or check out).</w:t>
+        <w:t>a member ID and the chosen action (check in or check out).</w:t>
       </w:r>
     </w:p>
     <w:p>
@@ -6427,7 +6404,7 @@
           <w:sz w:val="24"/>
           <w:szCs w:val="24"/>
         </w:rPr>
-        <w:t xml:space="preserve">•</w:t>
+        <w:t>•</w:t>
       </w:r>
       <w:r>
         <w:rPr>
@@ -6453,7 +6430,7 @@
           <w:sz w:val="24"/>
           <w:szCs w:val="24"/>
         </w:rPr>
-        <w:t xml:space="preserve">the server confirms the member exists, prevents a second open check-in on the same day, inserts or closes an Attendance row, and recomputes the statistics with aggregate SQL (COUNT, AVG, TIMESTAMPDIFF, GROUP BY HOUR).</w:t>
+        <w:t>the server confirms the member exists, prevents a second open check-in on the same day, inserts or closes an Attendance row, and recomputes the statistics with aggregate SQL (COUNT, AVG, TIMESTAMPDIFF, GROUP BY HOUR).</w:t>
       </w:r>
     </w:p>
     <w:p>
@@ -6468,7 +6445,7 @@
           <w:sz w:val="24"/>
           <w:szCs w:val="24"/>
         </w:rPr>
-        <w:t xml:space="preserve">•</w:t>
+        <w:t>•</w:t>
       </w:r>
       <w:r>
         <w:rPr>
@@ -6494,7 +6471,7 @@
           <w:sz w:val="24"/>
           <w:szCs w:val="24"/>
         </w:rPr>
-        <w:t xml:space="preserve">a success message with the member's name and time, or an error such as "Member not found"; the statistic cards and log refresh automatically.</w:t>
+        <w:t>a success message with the member's name and time, or an error such as "Member not found"; the statistic cards and log refresh automatically.</w:t>
       </w:r>
     </w:p>
     <w:p>
@@ -6509,7 +6486,7 @@
           <w:sz w:val="24"/>
           <w:szCs w:val="24"/>
         </w:rPr>
-        <w:t xml:space="preserve">•</w:t>
+        <w:t>•</w:t>
       </w:r>
       <w:r>
         <w:rPr>
@@ -6535,7 +6512,7 @@
           <w:sz w:val="24"/>
           <w:szCs w:val="24"/>
         </w:rPr>
-        <w:t xml:space="preserve">input card with two action buttons, KPI stat cards with a "Live" badge, data table with status badges, export and filter buttons, load-more paging.</w:t>
+        <w:t>input card with two action buttons, KPI stat cards with a "Live" badge, data table with status badges, export and filter buttons, load-more paging.</w:t>
       </w:r>
     </w:p>
     <w:p>
@@ -6551,7 +6528,7 @@
           <w:sz w:val="24"/>
           <w:szCs w:val="24"/>
         </w:rPr>
-        <w:t xml:space="preserve">Module 2: Payments &amp; Revenue</w:t>
+        <w:t>Module 2: Payments &amp; Revenue</w:t>
       </w:r>
     </w:p>
     <w:p>
@@ -6565,7 +6542,7 @@
           <w:sz w:val="24"/>
           <w:szCs w:val="24"/>
         </w:rPr>
-        <w:t xml:space="preserve">The Payments page gives the owner a financial view of the gym. It shows this month's revenue and the transaction success rate, a revenue trend chart that switches between daily and monthly views, and a transaction history table with member name, plan, amount, method, date and status. The table supports search and pagination (8 rows per page), and all records can be exported as CSV.</w:t>
+        <w:t>The Payments page gives the owner a financial view of the gym. It shows this month's revenue and the transaction success rate, a revenue trend chart that switches between daily and monthly views, and a transaction history table with member name, plan, amount, method, date and status. The table supports search and pagination (8 rows per page), and all records can be exported as CSV.</w:t>
       </w:r>
     </w:p>
     <w:p>
@@ -6580,7 +6557,7 @@
           <w:sz w:val="24"/>
           <w:szCs w:val="24"/>
         </w:rPr>
-        <w:t xml:space="preserve">•</w:t>
+        <w:t>•</w:t>
       </w:r>
       <w:r>
         <w:rPr>
@@ -6606,7 +6583,7 @@
           <w:sz w:val="24"/>
           <w:szCs w:val="24"/>
         </w:rPr>
-        <w:t xml:space="preserve">a search term, the page number and the trend mode (daily / monthly).</w:t>
+        <w:t>a search term, the page number and the trend mode (daily / monthly).</w:t>
       </w:r>
     </w:p>
     <w:p>
@@ -6621,7 +6598,7 @@
           <w:sz w:val="24"/>
           <w:szCs w:val="24"/>
         </w:rPr>
-        <w:t xml:space="preserve">•</w:t>
+        <w:t>•</w:t>
       </w:r>
       <w:r>
         <w:rPr>
@@ -6647,7 +6624,7 @@
           <w:sz w:val="24"/>
           <w:szCs w:val="24"/>
         </w:rPr>
-        <w:t xml:space="preserve">the server joins Payment, Subscription, Member and Membership_Plan, filters with LIKE on member name, plan name and payment method, and pages the result with LIMIT/OFFSET. Statistics compare this month's revenue with last month's and count active subscriptions without a payment this month. The trend endpoint groups revenue by month and fills missing months with zero.</w:t>
+        <w:t>the server joins Payment, Subscription, Member and Membership_Plan, filters with LIKE on member name, plan name and payment method, and pages the result with LIMIT/OFFSET. Statistics compare this month's revenue with last month's and count active subscriptions without a payment this month. The trend endpoint groups revenue by month and fills missing months with zero.</w:t>
       </w:r>
     </w:p>
     <w:p>
@@ -6662,7 +6639,7 @@
           <w:sz w:val="24"/>
           <w:szCs w:val="24"/>
         </w:rPr>
-        <w:t xml:space="preserve">•</w:t>
+        <w:t>•</w:t>
       </w:r>
       <w:r>
         <w:rPr>
@@ -6688,7 +6665,7 @@
           <w:sz w:val="24"/>
           <w:szCs w:val="24"/>
         </w:rPr>
-        <w:t xml:space="preserve">KPI cards, an area chart drawn with Recharts [10], and the paginated table.</w:t>
+        <w:t>KPI cards, an area chart drawn with Recharts [10], and the paginated table.</w:t>
       </w:r>
     </w:p>
     <w:p>
@@ -6703,7 +6680,7 @@
           <w:sz w:val="24"/>
           <w:szCs w:val="24"/>
         </w:rPr>
-        <w:t xml:space="preserve">•</w:t>
+        <w:t>•</w:t>
       </w:r>
       <w:r>
         <w:rPr>
@@ -6729,7 +6706,7 @@
           <w:sz w:val="24"/>
           <w:szCs w:val="24"/>
         </w:rPr>
-        <w:t xml:space="preserve">KPI cards, chart card with a segmented toggle, search form, data table with avatar initials and status badges, Previous/Next pagination, Export CSV button.</w:t>
+        <w:t>KPI cards, chart card with a segmented toggle, search form, data table with avatar initials and status badges, Previous/Next pagination, Export CSV button.</w:t>
       </w:r>
     </w:p>
     <w:p>
@@ -6745,7 +6722,8 @@
           <w:sz w:val="28"/>
           <w:szCs w:val="28"/>
         </w:rPr>
-        <w:t xml:space="preserve">3.2 Design of the Module</w:t>
+        <w:lastRenderedPageBreak/>
+        <w:t>3.2 Design of the Module</w:t>
       </w:r>
     </w:p>
     <w:p>
@@ -6767,7 +6745,7 @@
           <w:sz w:val="21"/>
           <w:szCs w:val="21"/>
         </w:rPr>
-        <w:t xml:space="preserve">Authorization</w:t>
+        <w:t>Authorization</w:t>
       </w:r>
       <w:r>
         <w:rPr>
@@ -6795,6 +6773,7 @@
           <w:left w:w="80" w:type="dxa"/>
           <w:right w:w="80" w:type="dxa"/>
         </w:tblCellMar>
+        <w:tblLook w:val="04A0" w:firstRow="1" w:lastRow="0" w:firstColumn="1" w:lastColumn="0" w:noHBand="0" w:noVBand="1"/>
       </w:tblPr>
       <w:tblGrid>
         <w:gridCol w:w="1700"/>
@@ -6804,6 +6783,7 @@
       <w:tr>
         <w:trPr>
           <w:tblHeader/>
+          <w:jc w:val="center"/>
         </w:trPr>
         <w:tc>
           <w:tcPr>
@@ -6823,7 +6803,7 @@
                 <w:sz w:val="20"/>
                 <w:szCs w:val="20"/>
               </w:rPr>
-              <w:t xml:space="preserve">Action</w:t>
+              <w:t>Action</w:t>
             </w:r>
           </w:p>
         </w:tc>
@@ -6845,7 +6825,7 @@
                 <w:sz w:val="20"/>
                 <w:szCs w:val="20"/>
               </w:rPr>
-              <w:t xml:space="preserve">Request</w:t>
+              <w:t>Request</w:t>
             </w:r>
           </w:p>
         </w:tc>
@@ -6867,12 +6847,15 @@
                 <w:sz w:val="20"/>
                 <w:szCs w:val="20"/>
               </w:rPr>
-              <w:t xml:space="preserve">Back-end processing / response</w:t>
+              <w:t>Back-end processing / response</w:t>
             </w:r>
           </w:p>
         </w:tc>
       </w:tr>
       <w:tr>
+        <w:trPr>
+          <w:jc w:val="center"/>
+        </w:trPr>
         <w:tc>
           <w:tcPr>
             <w:tcW w:w="1700" w:type="dxa"/>
@@ -6888,7 +6871,7 @@
                 <w:sz w:val="20"/>
                 <w:szCs w:val="20"/>
               </w:rPr>
-              <w:t xml:space="preserve">Check in</w:t>
+              <w:t>Check in</w:t>
             </w:r>
           </w:p>
         </w:tc>
@@ -6907,7 +6890,7 @@
                 <w:sz w:val="21"/>
                 <w:szCs w:val="21"/>
               </w:rPr>
-              <w:t xml:space="preserve">POST /api/attendance/checkin</w:t>
+              <w:t>POST /api/attendance/checkin</w:t>
             </w:r>
             <w:r>
               <w:rPr>
@@ -6934,12 +6917,15 @@
                 <w:sz w:val="20"/>
                 <w:szCs w:val="20"/>
               </w:rPr>
-              <w:t xml:space="preserve">Validates the member, blocks a duplicate open check-in, INSERTs into Attendance. Returns 201 { message, member_name, time } or 400/404 { message }.</w:t>
+              <w:t>Validates the member, blocks a duplicate open check-in, INSERTs into Attendance. Returns 201 { message, member_name, time } or 400/404 { message }.</w:t>
             </w:r>
           </w:p>
         </w:tc>
       </w:tr>
       <w:tr>
+        <w:trPr>
+          <w:jc w:val="center"/>
+        </w:trPr>
         <w:tc>
           <w:tcPr>
             <w:tcW w:w="1700" w:type="dxa"/>
@@ -6955,7 +6941,7 @@
                 <w:sz w:val="20"/>
                 <w:szCs w:val="20"/>
               </w:rPr>
-              <w:t xml:space="preserve">Check out</w:t>
+              <w:t>Check out</w:t>
             </w:r>
           </w:p>
         </w:tc>
@@ -6974,7 +6960,7 @@
                 <w:sz w:val="21"/>
                 <w:szCs w:val="21"/>
               </w:rPr>
-              <w:t xml:space="preserve">POST /api/attendance/checkout</w:t>
+              <w:t>POST /api/attendance/checkout</w:t>
             </w:r>
             <w:r>
               <w:rPr>
@@ -7001,12 +6987,15 @@
                 <w:sz w:val="20"/>
                 <w:szCs w:val="20"/>
               </w:rPr>
-              <w:t xml:space="preserve">Finds today's open visit and UPDATEs check_out_time. Returns 200 or 400 "not currently checked in".</w:t>
+              <w:t>Finds today's open visit and UPDATEs check_out_time. Returns 200 or 400 "not currently checked in".</w:t>
             </w:r>
           </w:p>
         </w:tc>
       </w:tr>
       <w:tr>
+        <w:trPr>
+          <w:jc w:val="center"/>
+        </w:trPr>
         <w:tc>
           <w:tcPr>
             <w:tcW w:w="1700" w:type="dxa"/>
@@ -7022,7 +7011,7 @@
                 <w:sz w:val="20"/>
                 <w:szCs w:val="20"/>
               </w:rPr>
-              <w:t xml:space="preserve">Statistics</w:t>
+              <w:t>Statistics</w:t>
             </w:r>
           </w:p>
         </w:tc>
@@ -7041,7 +7030,7 @@
                 <w:sz w:val="21"/>
                 <w:szCs w:val="21"/>
               </w:rPr>
-              <w:t xml:space="preserve">GET /api/attendance/stats</w:t>
+              <w:t>GET /api/attendance/stats</w:t>
             </w:r>
           </w:p>
         </w:tc>
@@ -7060,12 +7049,15 @@
                 <w:sz w:val="20"/>
                 <w:szCs w:val="20"/>
               </w:rPr>
-              <w:t xml:space="preserve">COUNT of open and total visits, AVG session minutes, busiest hour. Returns { currently_inside, checked_in_today, avg_session, peak_hour }.</w:t>
+              <w:t>COUNT of open and total visits, AVG session minutes, busiest hour. Returns { currently_inside, checked_in_today, avg_session, peak_hour }.</w:t>
             </w:r>
           </w:p>
         </w:tc>
       </w:tr>
       <w:tr>
+        <w:trPr>
+          <w:jc w:val="center"/>
+        </w:trPr>
         <w:tc>
           <w:tcPr>
             <w:tcW w:w="1700" w:type="dxa"/>
@@ -7081,7 +7073,7 @@
                 <w:sz w:val="20"/>
                 <w:szCs w:val="20"/>
               </w:rPr>
-              <w:t xml:space="preserve">Activity log</w:t>
+              <w:t>Activity log</w:t>
             </w:r>
           </w:p>
         </w:tc>
@@ -7100,7 +7092,7 @@
                 <w:sz w:val="21"/>
                 <w:szCs w:val="21"/>
               </w:rPr>
-              <w:t xml:space="preserve">GET /api/attendance/today?limit=&amp;offset=</w:t>
+              <w:t>GET /api/attendance/today?limit=&amp;offset=</w:t>
             </w:r>
           </w:p>
         </w:tc>
@@ -7119,12 +7111,15 @@
                 <w:sz w:val="20"/>
                 <w:szCs w:val="20"/>
               </w:rPr>
-              <w:t xml:space="preserve">JOIN Attendance with Member for today, with TIMESTAMPDIFF for duration. Returns { records, total }.</w:t>
+              <w:t>JOIN Attendance with Member for today, with TIMESTAMPDIFF for duration. Returns { records, total }.</w:t>
             </w:r>
           </w:p>
         </w:tc>
       </w:tr>
       <w:tr>
+        <w:trPr>
+          <w:jc w:val="center"/>
+        </w:trPr>
         <w:tc>
           <w:tcPr>
             <w:tcW w:w="1700" w:type="dxa"/>
@@ -7140,7 +7135,7 @@
                 <w:sz w:val="20"/>
                 <w:szCs w:val="20"/>
               </w:rPr>
-              <w:t xml:space="preserve">Payment list</w:t>
+              <w:t>Payment list</w:t>
             </w:r>
           </w:p>
         </w:tc>
@@ -7159,7 +7154,7 @@
                 <w:sz w:val="21"/>
                 <w:szCs w:val="21"/>
               </w:rPr>
-              <w:t xml:space="preserve">GET /api/payments?search=&amp;limit=&amp;offset=</w:t>
+              <w:t>GET /api/payments?search=&amp;limit=&amp;offset=</w:t>
             </w:r>
           </w:p>
         </w:tc>
@@ -7178,12 +7173,15 @@
                 <w:sz w:val="20"/>
                 <w:szCs w:val="20"/>
               </w:rPr>
-              <w:t xml:space="preserve">Four-table LEFT JOIN with LIKE search and LIMIT/OFFSET. Returns { records, total }.</w:t>
+              <w:t>Four-table LEFT JOIN with LIKE search and LIMIT/OFFSET. Returns { records, total }.</w:t>
             </w:r>
           </w:p>
         </w:tc>
       </w:tr>
       <w:tr>
+        <w:trPr>
+          <w:jc w:val="center"/>
+        </w:trPr>
         <w:tc>
           <w:tcPr>
             <w:tcW w:w="1700" w:type="dxa"/>
@@ -7199,7 +7197,7 @@
                 <w:sz w:val="20"/>
                 <w:szCs w:val="20"/>
               </w:rPr>
-              <w:t xml:space="preserve">Payment stats</w:t>
+              <w:t>Payment stats</w:t>
             </w:r>
           </w:p>
         </w:tc>
@@ -7218,7 +7216,7 @@
                 <w:sz w:val="21"/>
                 <w:szCs w:val="21"/>
               </w:rPr>
-              <w:t xml:space="preserve">GET /api/payments/stats</w:t>
+              <w:t>GET /api/payments/stats</w:t>
             </w:r>
           </w:p>
         </w:tc>
@@ -7237,12 +7235,15 @@
                 <w:sz w:val="20"/>
                 <w:szCs w:val="20"/>
               </w:rPr>
-              <w:t xml:space="preserve">This and last month's revenue, percentage change, pending and expired counts, success rate.</w:t>
+              <w:t>This and last month's revenue, percentage change, pending and expired counts, success rate.</w:t>
             </w:r>
           </w:p>
         </w:tc>
       </w:tr>
       <w:tr>
+        <w:trPr>
+          <w:jc w:val="center"/>
+        </w:trPr>
         <w:tc>
           <w:tcPr>
             <w:tcW w:w="1700" w:type="dxa"/>
@@ -7258,7 +7259,7 @@
                 <w:sz w:val="20"/>
                 <w:szCs w:val="20"/>
               </w:rPr>
-              <w:t xml:space="preserve">Trend</w:t>
+              <w:t>Trend</w:t>
             </w:r>
           </w:p>
         </w:tc>
@@ -7277,7 +7278,7 @@
                 <w:sz w:val="21"/>
                 <w:szCs w:val="21"/>
               </w:rPr>
-              <w:t xml:space="preserve">GET /api/payments/trend/monthly|daily</w:t>
+              <w:t>GET /api/payments/trend/monthly|daily</w:t>
             </w:r>
           </w:p>
         </w:tc>
@@ -7296,7 +7297,7 @@
                 <w:sz w:val="20"/>
                 <w:szCs w:val="20"/>
               </w:rPr>
-              <w:t xml:space="preserve">SUM(amount) grouped by month or day, missing periods filled with 0. Returns [{ name, revenue }].</w:t>
+              <w:t>SUM(amount) grouped by month or day, missing periods filled with 0. Returns [{ name, revenue }].</w:t>
             </w:r>
           </w:p>
         </w:tc>
@@ -7328,7 +7329,7 @@
           <w:sz w:val="24"/>
           <w:szCs w:val="24"/>
         </w:rPr>
-        <w:t xml:space="preserve">the check-in buttons do nothing when the ID field is empty and are disabled while a request is running; the search form resets to page 1 on each new search; numeric display values are formatted safely when data is missing.</w:t>
+        <w:t>the check-in buttons do nothing when the ID field is empty and are disabled while a request is running; the search form resets to page 1 on each new search; numeric display values are formatted safely when data is missing.</w:t>
       </w:r>
     </w:p>
     <w:p>
@@ -7352,7 +7353,7 @@
           <w:sz w:val="24"/>
           <w:szCs w:val="24"/>
         </w:rPr>
-        <w:t xml:space="preserve">the controller rejects a missing member_id (400), an unknown member (404) and a duplicate check-in or check-out without check-in (400). The BEFORE INSERT trigger trg_attendance_validate_member stops a check-in for a non-existent or inactive member even if the API is bypassed. On the payment side, the ENUM on payment_method and NOT NULL on amount and date guard the data, and the AFTER INSERT trigger trg_payment_audit_log writes every new payment to Audit_Log as JSON.</w:t>
+        <w:t>the controller rejects a missing member_id (400), an unknown member (404) and a duplicate check-in or check-out without check-in (400). The BEFORE INSERT trigger trg_attendance_validate_member stops a check-in for a non-existent or inactive member even if the API is bypassed. On the payment side, the ENUM on payment_method and NOT NULL on amount and date guard the data, and the AFTER INSERT trigger trg_payment_audit_log writes every new payment to Audit_Log as JSON.</w:t>
       </w:r>
     </w:p>
     <w:p>
@@ -7368,7 +7369,8 @@
           <w:sz w:val="28"/>
           <w:szCs w:val="28"/>
         </w:rPr>
-        <w:t xml:space="preserve">3.3 Development of the Module</w:t>
+        <w:lastRenderedPageBreak/>
+        <w:t>3.3 Development of the Module</w:t>
       </w:r>
     </w:p>
     <w:p>
@@ -7381,10 +7383,8 @@
           <w:rFonts w:ascii="Times New Roman" w:hAnsi="Times New Roman" w:cs="Times New Roman"/>
           <w:i/>
           <w:iCs/>
-          <w:sz w:val="22"/>
-          <w:szCs w:val="22"/>
-        </w:rPr>
-        <w:t xml:space="preserve">Listing 3.1: Check-in / check-out request in Attendance.jsx (front end)</w:t>
+        </w:rPr>
+        <w:t>Listing 3.1: Check-in / check-out request in Attendance.jsx (front end)</w:t>
       </w:r>
     </w:p>
     <w:p>
@@ -7408,7 +7408,7 @@
           <w:sz w:val="17"/>
           <w:szCs w:val="17"/>
         </w:rPr>
-        <w:t xml:space="preserve">const handleAction = async (mode = actionMode) =&gt; {</w:t>
+        <w:t>const handleAction = async (mode = actionMode) =&gt; {</w:t>
       </w:r>
     </w:p>
     <w:p>
@@ -7790,7 +7790,7 @@
           <w:sz w:val="17"/>
           <w:szCs w:val="17"/>
         </w:rPr>
-        <w:t xml:space="preserve">};</w:t>
+        <w:t>};</w:t>
       </w:r>
     </w:p>
     <w:p>
@@ -7803,10 +7803,8 @@
           <w:rFonts w:ascii="Times New Roman" w:hAnsi="Times New Roman" w:cs="Times New Roman"/>
           <w:i/>
           <w:iCs/>
-          <w:sz w:val="22"/>
-          <w:szCs w:val="22"/>
-        </w:rPr>
-        <w:t xml:space="preserve">Listing 3.2: Check-in handler in attendanceController.js (back end)</w:t>
+        </w:rPr>
+        <w:t>Listing 3.2: Check-in handler in attendanceController.js (back end)</w:t>
       </w:r>
     </w:p>
     <w:p>
@@ -7830,7 +7828,7 @@
           <w:sz w:val="17"/>
           <w:szCs w:val="17"/>
         </w:rPr>
-        <w:t xml:space="preserve">const { member_id } = req.body;</w:t>
+        <w:t>const { member_id } = req.body;</w:t>
       </w:r>
     </w:p>
     <w:p>
@@ -7854,7 +7852,7 @@
           <w:sz w:val="17"/>
           <w:szCs w:val="17"/>
         </w:rPr>
-        <w:t xml:space="preserve">if (!member_id) return res.status(400).json({ message: 'Member ID is required' });</w:t>
+        <w:t>if (!member_id) return res.status(400).json({ message: 'Member ID is required' });</w:t>
       </w:r>
     </w:p>
     <w:p>
@@ -7893,7 +7891,7 @@
           <w:sz w:val="17"/>
           <w:szCs w:val="17"/>
         </w:rPr>
-        <w:t xml:space="preserve">const [members] = await db.query('SELECT * FROM Member WHERE member_id = ?', [member_id]);</w:t>
+        <w:t>const [members] = await db.query('SELECT * FROM Member WHERE member_id = ?', [member_id]);</w:t>
       </w:r>
     </w:p>
     <w:p>
@@ -7917,7 +7915,7 @@
           <w:sz w:val="17"/>
           <w:szCs w:val="17"/>
         </w:rPr>
-        <w:t xml:space="preserve">if (members.length === 0) return res.status(404).json({ message: 'Member not found' });</w:t>
+        <w:t>if (members.length === 0) return res.status(404).json({ message: 'Member not found' });</w:t>
       </w:r>
     </w:p>
     <w:p>
@@ -7956,7 +7954,7 @@
           <w:sz w:val="17"/>
           <w:szCs w:val="17"/>
         </w:rPr>
-        <w:t xml:space="preserve">const [existing] = await db.query(</w:t>
+        <w:t>const [existing] = await db.query(</w:t>
       </w:r>
     </w:p>
     <w:p>
@@ -8028,7 +8026,7 @@
           <w:sz w:val="17"/>
           <w:szCs w:val="17"/>
         </w:rPr>
-        <w:t xml:space="preserve">);</w:t>
+        <w:t>);</w:t>
       </w:r>
     </w:p>
     <w:p>
@@ -8052,7 +8050,7 @@
           <w:sz w:val="17"/>
           <w:szCs w:val="17"/>
         </w:rPr>
-        <w:t xml:space="preserve">if (existing.length &gt; 0)</w:t>
+        <w:t>if (existing.length &gt; 0)</w:t>
       </w:r>
     </w:p>
     <w:p>
@@ -8115,7 +8113,7 @@
           <w:sz w:val="17"/>
           <w:szCs w:val="17"/>
         </w:rPr>
-        <w:t xml:space="preserve">await db.query('INSERT INTO Attendance (member_id, check_in_time) VALUES (?, ?)', [member_id, checkInTime]);</w:t>
+        <w:t>await db.query('INSERT INTO Attendance (member_id, check_in_time) VALUES (?, ?)', [member_id, checkInTime]);</w:t>
       </w:r>
     </w:p>
     <w:p>
@@ -8137,7 +8135,7 @@
           <w:sz w:val="17"/>
           <w:szCs w:val="17"/>
         </w:rPr>
-        <w:t xml:space="preserve">res.status(201).json({ message: 'Check-in successful', member_name: members[0].name, time: timeStr });</w:t>
+        <w:t>res.status(201).json({ message: 'Check-in successful', member_name: members[0].name, time: timeStr });</w:t>
       </w:r>
     </w:p>
     <w:p>
@@ -8150,10 +8148,8 @@
           <w:rFonts w:ascii="Times New Roman" w:hAnsi="Times New Roman" w:cs="Times New Roman"/>
           <w:i/>
           <w:iCs/>
-          <w:sz w:val="22"/>
-          <w:szCs w:val="22"/>
-        </w:rPr>
-        <w:t xml:space="preserve">Listing 3.3: Trigger that validates attendance in the database</w:t>
+        </w:rPr>
+        <w:t>Listing 3.3: Trigger that validates attendance in the database</w:t>
       </w:r>
     </w:p>
     <w:p>
@@ -8177,7 +8173,7 @@
           <w:sz w:val="17"/>
           <w:szCs w:val="17"/>
         </w:rPr>
-        <w:t xml:space="preserve">CREATE TRIGGER trg_attendance_validate_member</w:t>
+        <w:t>CREATE TRIGGER trg_attendance_validate_member</w:t>
       </w:r>
     </w:p>
     <w:p>
@@ -8201,7 +8197,7 @@
           <w:sz w:val="17"/>
           <w:szCs w:val="17"/>
         </w:rPr>
-        <w:t xml:space="preserve">BEFORE INSERT ON Attendance</w:t>
+        <w:t>BEFORE INSERT ON Attendance</w:t>
       </w:r>
     </w:p>
     <w:p>
@@ -8225,7 +8221,7 @@
           <w:sz w:val="17"/>
           <w:szCs w:val="17"/>
         </w:rPr>
-        <w:t xml:space="preserve">FOR EACH ROW</w:t>
+        <w:t>FOR EACH ROW</w:t>
       </w:r>
     </w:p>
     <w:p>
@@ -8249,7 +8245,7 @@
           <w:sz w:val="17"/>
           <w:szCs w:val="17"/>
         </w:rPr>
-        <w:t xml:space="preserve">BEGIN</w:t>
+        <w:t>BEGIN</w:t>
       </w:r>
     </w:p>
     <w:p>
@@ -8439,7 +8435,7 @@
           <w:sz w:val="17"/>
           <w:szCs w:val="17"/>
         </w:rPr>
-        <w:t xml:space="preserve">END</w:t>
+        <w:t>END</w:t>
       </w:r>
     </w:p>
     <w:p>
@@ -8452,10 +8448,9 @@
           <w:rFonts w:ascii="Times New Roman" w:hAnsi="Times New Roman" w:cs="Times New Roman"/>
           <w:i/>
           <w:iCs/>
-          <w:sz w:val="22"/>
-          <w:szCs w:val="22"/>
-        </w:rPr>
-        <w:t xml:space="preserve">Listing 3.4: Searchable, paginated payment history (paymentController.js)</w:t>
+        </w:rPr>
+        <w:lastRenderedPageBreak/>
+        <w:t>Listing 3.4: Searchable, paginated payment history (paymentController.js)</w:t>
       </w:r>
     </w:p>
     <w:p>
@@ -8479,7 +8474,7 @@
           <w:sz w:val="17"/>
           <w:szCs w:val="17"/>
         </w:rPr>
-        <w:t xml:space="preserve">const [rows] = await db.query(</w:t>
+        <w:t>const [rows] = await db.query(</w:t>
       </w:r>
     </w:p>
     <w:p>
@@ -8743,7 +8738,7 @@
           <w:sz w:val="17"/>
           <w:szCs w:val="17"/>
         </w:rPr>
-        <w:t xml:space="preserve">);</w:t>
+        <w:t>);</w:t>
       </w:r>
     </w:p>
     <w:p>
@@ -8767,7 +8762,7 @@
           <w:sz w:val="17"/>
           <w:szCs w:val="17"/>
         </w:rPr>
-        <w:t xml:space="preserve">// Cancelled subscription -&gt; Refunded, otherwise Paid</w:t>
+        <w:t>// Cancelled subscription -&gt; Refunded, otherwise Paid</w:t>
       </w:r>
     </w:p>
     <w:p>
@@ -8791,7 +8786,7 @@
           <w:sz w:val="17"/>
           <w:szCs w:val="17"/>
         </w:rPr>
-        <w:t xml:space="preserve">const records = rows.map(r =&gt; ({ ...r, status: r.subscription_status === 'Cancelled' ? 'Refunded' : 'Paid' }));</w:t>
+        <w:t>const records = rows.map(r =&gt; ({ ...r, status: r.subscription_status === 'Cancelled' ? 'Refunded' : 'Paid' }));</w:t>
       </w:r>
     </w:p>
     <w:p>
@@ -8813,7 +8808,7 @@
           <w:sz w:val="17"/>
           <w:szCs w:val="17"/>
         </w:rPr>
-        <w:t xml:space="preserve">res.json({ records, total });</w:t>
+        <w:t>res.json({ records, total });</w:t>
       </w:r>
     </w:p>
     <w:p>
@@ -8826,10 +8821,8 @@
           <w:rFonts w:ascii="Times New Roman" w:hAnsi="Times New Roman" w:cs="Times New Roman"/>
           <w:i/>
           <w:iCs/>
-          <w:sz w:val="22"/>
-          <w:szCs w:val="22"/>
-        </w:rPr>
-        <w:t xml:space="preserve">Listing 3.5: Fetching a page of payments in Payments.jsx (front end)</w:t>
+        </w:rPr>
+        <w:t>Listing 3.5: Fetching a page of payments in Payments.jsx (front end)</w:t>
       </w:r>
     </w:p>
     <w:p>
@@ -8853,7 +8846,7 @@
           <w:sz w:val="17"/>
           <w:szCs w:val="17"/>
         </w:rPr>
-        <w:t xml:space="preserve">const fetchTable = useCallback(async (pg, q) =&gt; {</w:t>
+        <w:t>const fetchTable = useCallback(async (pg, q) =&gt; {</w:t>
       </w:r>
     </w:p>
     <w:p>
@@ -9091,7 +9084,7 @@
           <w:sz w:val="17"/>
           <w:szCs w:val="17"/>
         </w:rPr>
-        <w:t xml:space="preserve">}, []);</w:t>
+        <w:t>}, []);</w:t>
       </w:r>
     </w:p>
     <w:p>
@@ -9107,7 +9100,7 @@
           <w:sz w:val="28"/>
           <w:szCs w:val="28"/>
         </w:rPr>
-        <w:t xml:space="preserve">3.4 Results</w:t>
+        <w:t>3.4 Results</w:t>
       </w:r>
     </w:p>
     <w:p>
@@ -9121,7 +9114,7 @@
           <w:noProof/>
         </w:rPr>
         <w:drawing>
-          <wp:inline distT="0" distB="0" distL="0" distR="0">
+          <wp:inline distT="0" distB="0" distL="0" distR="0" wp14:anchorId="691A2FDB" wp14:editId="2CAAD33B">
             <wp:extent cx="5486400" cy="3209544"/>
             <wp:effectExtent l="0" t="0" r="0" b="0"/>
             <wp:docPr id="105" name="Picture 105"/>
@@ -9136,7 +9129,7 @@
                     <pic:cNvPicPr/>
                   </pic:nvPicPr>
                   <pic:blipFill>
-                    <a:blip r:embed="rIdShot5"/>
+                    <a:blip r:embed="rId14"/>
                     <a:stretch>
                       <a:fillRect/>
                     </a:stretch>
@@ -9175,7 +9168,7 @@
           <w:sz w:val="20"/>
           <w:szCs w:val="20"/>
         </w:rPr>
-        <w:t xml:space="preserve">Figure 3.1: Attendance page with Quick Scan and live statistics</w:t>
+        <w:t>Figure 3.1: Attendance page with Quick Scan and live statistics</w:t>
       </w:r>
     </w:p>
     <w:p>
@@ -9188,8 +9181,9 @@
         <w:rPr>
           <w:noProof/>
         </w:rPr>
+        <w:lastRenderedPageBreak/>
         <w:drawing>
-          <wp:inline distT="0" distB="0" distL="0" distR="0">
+          <wp:inline distT="0" distB="0" distL="0" distR="0" wp14:anchorId="30763CC6" wp14:editId="43065690">
             <wp:extent cx="5486400" cy="3209544"/>
             <wp:effectExtent l="0" t="0" r="0" b="0"/>
             <wp:docPr id="106" name="Picture 106"/>
@@ -9204,7 +9198,7 @@
                     <pic:cNvPicPr/>
                   </pic:nvPicPr>
                   <pic:blipFill>
-                    <a:blip r:embed="rIdShot6"/>
+                    <a:blip r:embed="rId15"/>
                     <a:stretch>
                       <a:fillRect/>
                     </a:stretch>
@@ -9243,7 +9237,7 @@
           <w:sz w:val="20"/>
           <w:szCs w:val="20"/>
         </w:rPr>
-        <w:t xml:space="preserve">Figure 3.2: Server-side validation message for an unknown member ID, and Today's Activity Log</w:t>
+        <w:t>Figure 3.2: Server-side validation message for an unknown member ID, and Today's Activity Log</w:t>
       </w:r>
     </w:p>
     <w:p>
@@ -9257,7 +9251,7 @@
           <w:noProof/>
         </w:rPr>
         <w:drawing>
-          <wp:inline distT="0" distB="0" distL="0" distR="0">
+          <wp:inline distT="0" distB="0" distL="0" distR="0" wp14:anchorId="6533BBF6" wp14:editId="0CBEAA8E">
             <wp:extent cx="5486400" cy="3216402"/>
             <wp:effectExtent l="0" t="0" r="0" b="0"/>
             <wp:docPr id="107" name="Picture 107"/>
@@ -9272,7 +9266,7 @@
                     <pic:cNvPicPr/>
                   </pic:nvPicPr>
                   <pic:blipFill>
-                    <a:blip r:embed="rIdShot7"/>
+                    <a:blip r:embed="rId16"/>
                     <a:stretch>
                       <a:fillRect/>
                     </a:stretch>
@@ -9311,7 +9305,7 @@
           <w:sz w:val="20"/>
           <w:szCs w:val="20"/>
         </w:rPr>
-        <w:t xml:space="preserve">Figure 3.3: Payments page with revenue overview and trend chart</w:t>
+        <w:t>Figure 3.3: Payments page with revenue overview and trend chart</w:t>
       </w:r>
     </w:p>
     <w:p>
@@ -9324,8 +9318,9 @@
         <w:rPr>
           <w:noProof/>
         </w:rPr>
+        <w:lastRenderedPageBreak/>
         <w:drawing>
-          <wp:inline distT="0" distB="0" distL="0" distR="0">
+          <wp:inline distT="0" distB="0" distL="0" distR="0" wp14:anchorId="09A1C96E" wp14:editId="1EB92B26">
             <wp:extent cx="5486400" cy="3209544"/>
             <wp:effectExtent l="0" t="0" r="0" b="0"/>
             <wp:docPr id="108" name="Picture 108"/>
@@ -9340,7 +9335,7 @@
                     <pic:cNvPicPr/>
                   </pic:nvPicPr>
                   <pic:blipFill>
-                    <a:blip r:embed="rIdShot8"/>
+                    <a:blip r:embed="rId17"/>
                     <a:stretch>
                       <a:fillRect/>
                     </a:stretch>
@@ -9379,7 +9374,7 @@
           <w:sz w:val="20"/>
           <w:szCs w:val="20"/>
         </w:rPr>
-        <w:t xml:space="preserve">Figure 3.4: Paginated transaction history</w:t>
+        <w:t>Figure 3.4: Paginated transaction history</w:t>
       </w:r>
     </w:p>
     <w:p>
@@ -9396,7 +9391,8 @@
           <w:sz w:val="32"/>
           <w:szCs w:val="32"/>
         </w:rPr>
-        <w:t xml:space="preserve">4. Conclusion and Future Scope</w:t>
+        <w:lastRenderedPageBreak/>
+        <w:t>4. Conclusion and Future Scope</w:t>
       </w:r>
     </w:p>
     <w:p>
@@ -9410,7 +9406,7 @@
           <w:sz w:val="24"/>
           <w:szCs w:val="24"/>
         </w:rPr>
-        <w:t xml:space="preserve">The team built IronCore, a working full-stack gym management system with a React single-page front end, an Express REST API and a MySQL database. Through it we learnt how a front end and back end communicate over JSON, how to secure an API with JWT and role-based middleware, and how to move validation into the database with stored procedures and triggers so that bad data is rejected even if the interface is bypassed. We also learnt to build a consistent design from shared layout components and design tokens, to make an interface accessible to keyboard and screen reader users, and to make it responsive across screen sizes.</w:t>
+        <w:t>The team built IronCore, a working full-stack gym management system with a React single-page front end, an Express REST API and a MySQL database. Through it we learnt how a front end and back end communicate over JSON, how to secure an API with JWT and role-based middleware, and how to move validation into the database with stored procedures and triggers so that bad data is rejected even if the interface is bypassed. We also learnt to build a consistent design from shared layout components and design tokens, to make an interface accessible to keyboard and screen reader users, and to make it responsive across screen sizes.</w:t>
       </w:r>
     </w:p>
     <w:p>
@@ -9424,7 +9420,7 @@
           <w:sz w:val="24"/>
           <w:szCs w:val="24"/>
         </w:rPr>
-        <w:t xml:space="preserve">Possible future additions:</w:t>
+        <w:t>Possible future additions:</w:t>
       </w:r>
     </w:p>
     <w:p>
@@ -9439,7 +9435,7 @@
           <w:sz w:val="24"/>
           <w:szCs w:val="24"/>
         </w:rPr>
-        <w:t xml:space="preserve">•</w:t>
+        <w:t>•</w:t>
       </w:r>
       <w:r>
         <w:rPr>
@@ -9448,14 +9444,7 @@
           <w:szCs w:val="24"/>
         </w:rPr>
         <w:tab/>
-      </w:r>
-      <w:r>
-        <w:rPr>
-          <w:rFonts w:ascii="Times New Roman" w:hAnsi="Times New Roman" w:cs="Times New Roman"/>
-          <w:sz w:val="24"/>
-          <w:szCs w:val="24"/>
-        </w:rPr>
-        <w:t xml:space="preserve">A member-facing portal and mobile app where members can view their plan, attendance history and pay renewals online through a payment gateway.</w:t>
+        <w:t>A member-facing portal and mobile app where members can view their plan, attendance history and pay renewals online through a payment gateway.</w:t>
       </w:r>
     </w:p>
     <w:p>
@@ -9470,7 +9459,7 @@
           <w:sz w:val="24"/>
           <w:szCs w:val="24"/>
         </w:rPr>
-        <w:t xml:space="preserve">•</w:t>
+        <w:t>•</w:t>
       </w:r>
       <w:r>
         <w:rPr>
@@ -9479,14 +9468,7 @@
           <w:szCs w:val="24"/>
         </w:rPr>
         <w:tab/>
-      </w:r>
-      <w:r>
-        <w:rPr>
-          <w:rFonts w:ascii="Times New Roman" w:hAnsi="Times New Roman" w:cs="Times New Roman"/>
-          <w:sz w:val="24"/>
-          <w:szCs w:val="24"/>
-        </w:rPr>
-        <w:t xml:space="preserve">QR-code or RFID check-in at the gym entrance instead of typing the member ID.</w:t>
+        <w:t>QR-code or RFID check-in at the gym entrance instead of typing the member ID.</w:t>
       </w:r>
     </w:p>
     <w:p>
@@ -9501,7 +9483,7 @@
           <w:sz w:val="24"/>
           <w:szCs w:val="24"/>
         </w:rPr>
-        <w:t xml:space="preserve">•</w:t>
+        <w:t>•</w:t>
       </w:r>
       <w:r>
         <w:rPr>
@@ -9510,14 +9492,7 @@
           <w:szCs w:val="24"/>
         </w:rPr>
         <w:tab/>
-      </w:r>
-      <w:r>
-        <w:rPr>
-          <w:rFonts w:ascii="Times New Roman" w:hAnsi="Times New Roman" w:cs="Times New Roman"/>
-          <w:sz w:val="24"/>
-          <w:szCs w:val="24"/>
-        </w:rPr>
-        <w:t xml:space="preserve">Email and SMS reminders for expiring subscriptions and upcoming classes.</w:t>
+        <w:t>Email and SMS reminders for expiring subscriptions and upcoming classes.</w:t>
       </w:r>
     </w:p>
     <w:p>
@@ -9532,7 +9507,7 @@
           <w:sz w:val="24"/>
           <w:szCs w:val="24"/>
         </w:rPr>
-        <w:t xml:space="preserve">•</w:t>
+        <w:t>•</w:t>
       </w:r>
       <w:r>
         <w:rPr>
@@ -9541,14 +9516,7 @@
           <w:szCs w:val="24"/>
         </w:rPr>
         <w:tab/>
-      </w:r>
-      <w:r>
-        <w:rPr>
-          <w:rFonts w:ascii="Times New Roman" w:hAnsi="Times New Roman" w:cs="Times New Roman"/>
-          <w:sz w:val="24"/>
-          <w:szCs w:val="24"/>
-        </w:rPr>
-        <w:t xml:space="preserve">Online class booking with waiting lists, and trainer schedules.</w:t>
+        <w:t>Online class booking with waiting lists, and trainer schedules.</w:t>
       </w:r>
     </w:p>
     <w:p>
@@ -9563,7 +9531,7 @@
           <w:sz w:val="24"/>
           <w:szCs w:val="24"/>
         </w:rPr>
-        <w:t xml:space="preserve">•</w:t>
+        <w:t>•</w:t>
       </w:r>
       <w:r>
         <w:rPr>
@@ -9572,14 +9540,7 @@
           <w:szCs w:val="24"/>
         </w:rPr>
         <w:tab/>
-      </w:r>
-      <w:r>
-        <w:rPr>
-          <w:rFonts w:ascii="Times New Roman" w:hAnsi="Times New Roman" w:cs="Times New Roman"/>
-          <w:sz w:val="24"/>
-          <w:szCs w:val="24"/>
-        </w:rPr>
-        <w:t xml:space="preserve">Automated unit and end-to-end tests, and deployment to a cloud host with HTTPS.</w:t>
+        <w:t>Automated unit and end-to-end tests, and deployment to a cloud host with HTTPS.</w:t>
       </w:r>
     </w:p>
     <w:p>
@@ -9596,7 +9557,8 @@
           <w:sz w:val="32"/>
           <w:szCs w:val="32"/>
         </w:rPr>
-        <w:t xml:space="preserve">5. References</w:t>
+        <w:lastRenderedPageBreak/>
+        <w:t>5. References</w:t>
       </w:r>
     </w:p>
     <w:p>
@@ -9610,7 +9572,7 @@
           <w:sz w:val="24"/>
           <w:szCs w:val="24"/>
         </w:rPr>
-        <w:t xml:space="preserve">[1] React, "React Documentation," Meta Open Source. https://react.dev/</w:t>
+        <w:t>[1] React, "React Documentation," Meta Open Source. https://react.dev/</w:t>
       </w:r>
     </w:p>
     <w:p>
@@ -9624,7 +9586,7 @@
           <w:sz w:val="24"/>
           <w:szCs w:val="24"/>
         </w:rPr>
-        <w:t xml:space="preserve">[2] Vite, "Vite Guide." https://vite.dev/guide/</w:t>
+        <w:t>[2] Vite, "Vite Guide." https://vite.dev/guide/</w:t>
       </w:r>
     </w:p>
     <w:p>
@@ -9638,7 +9600,7 @@
           <w:sz w:val="24"/>
           <w:szCs w:val="24"/>
         </w:rPr>
-        <w:t xml:space="preserve">[3] Tailwind Labs, "Tailwind CSS Documentation (v4)." https://tailwindcss.com/docs</w:t>
+        <w:t>[3] Tailwind Labs, "Tailwind CSS Documentation (v4)." https://tailwindcss.com/docs</w:t>
       </w:r>
     </w:p>
     <w:p>
@@ -9652,7 +9614,7 @@
           <w:sz w:val="24"/>
           <w:szCs w:val="24"/>
         </w:rPr>
-        <w:t xml:space="preserve">[4] OpenJS Foundation, "Express 5.x API Reference." https://expressjs.com/en/5x/api.html</w:t>
+        <w:t>[4] OpenJS Foundation, "Express 5.x API Reference." https://expressjs.com/en/5x/api.html</w:t>
       </w:r>
     </w:p>
     <w:p>
@@ -9666,7 +9628,7 @@
           <w:sz w:val="24"/>
           <w:szCs w:val="24"/>
         </w:rPr>
-        <w:t xml:space="preserve">[5] Oracle, "MySQL 8.0 Reference Manual: Stored Objects (procedures, functions, triggers, views)." https://dev.mysql.com/doc/refman/8.0/en/stored-objects.html</w:t>
+        <w:t>[5] Oracle, "MySQL 8.0 Reference Manual: Stored Objects (procedures, functions, triggers, views)." https://dev.mysql.com/doc/refman/8.0/en/stored-objects.html</w:t>
       </w:r>
     </w:p>
     <w:p>
@@ -9680,7 +9642,7 @@
           <w:sz w:val="24"/>
           <w:szCs w:val="24"/>
         </w:rPr>
-        <w:t xml:space="preserve">[6] M. Jones, J. Bradley and N. Sakimura, "JSON Web Token (JWT)," RFC 7519, IETF, 2015. https://www.rfc-editor.org/rfc/rfc7519</w:t>
+        <w:t>[6] M. Jones, J. Bradley and N. Sakimura, "JSON Web Token (JWT)," RFC 7519, IETF, 2015. https://www.rfc-editor.org/rfc/rfc7519</w:t>
       </w:r>
     </w:p>
     <w:p>
@@ -9694,7 +9656,7 @@
           <w:sz w:val="24"/>
           <w:szCs w:val="24"/>
         </w:rPr>
-        <w:t xml:space="preserve">[7] W3C, "Web Content Accessibility Guidelines (WCAG) 2.1." https://www.w3.org/TR/WCAG21/</w:t>
+        <w:t>[7] W3C, "Web Content Accessibility Guidelines (WCAG) 2.1." https://www.w3.org/TR/WCAG21/</w:t>
       </w:r>
     </w:p>
     <w:p>
@@ -9708,7 +9670,7 @@
           <w:sz w:val="24"/>
           <w:szCs w:val="24"/>
         </w:rPr>
-        <w:t xml:space="preserve">[8] bcryptjs, "bcrypt.js: Optimized bcrypt in JavaScript," npm. https://www.npmjs.com/package/bcryptjs</w:t>
+        <w:t>[8] bcryptjs, "bcrypt.js: Optimized bcrypt in JavaScript," npm. https://www.npmjs.com/package/bcryptjs</w:t>
       </w:r>
     </w:p>
     <w:p>
@@ -9722,7 +9684,7 @@
           <w:sz w:val="24"/>
           <w:szCs w:val="24"/>
         </w:rPr>
-        <w:t xml:space="preserve">[9] Axios, "Axios Documentation." https://axios-http.com/docs/intro</w:t>
+        <w:t>[9] Axios, "Axios Documentation." https://axios-http.com/docs/intro</w:t>
       </w:r>
     </w:p>
     <w:p>
@@ -9736,7 +9698,7 @@
           <w:sz w:val="24"/>
           <w:szCs w:val="24"/>
         </w:rPr>
-        <w:t xml:space="preserve">[10] Recharts, "Recharts API." https://recharts.org/en-US/api</w:t>
+        <w:t>[10] Recharts, "Recharts API." https://recharts.org/en-US/api</w:t>
       </w:r>
     </w:p>
     <w:p>
@@ -9750,7 +9712,7 @@
           <w:sz w:val="24"/>
           <w:szCs w:val="24"/>
         </w:rPr>
-        <w:t xml:space="preserve">[11] W3C WAI, "ARIA Authoring Practices Guide: Dialog (Modal) Pattern." https://www.w3.org/WAI/ARIA/apg/patterns/dialog-modal/</w:t>
+        <w:t>[11] W3C WAI, "ARIA Authoring Practices Guide: Dialog (Modal) Pattern." https://www.w3.org/WAI/ARIA/apg/patterns/dialog-modal/</w:t>
       </w:r>
     </w:p>
     <w:p>
@@ -9764,7 +9726,7 @@
           <w:sz w:val="24"/>
           <w:szCs w:val="24"/>
         </w:rPr>
-        <w:t xml:space="preserve">[12] MDN Web Docs, "HTTP authentication and the Authorization header." https://developer.mozilla.org/en-US/docs/Web/HTTP/Headers/Authorization</w:t>
+        <w:t>[12] MDN Web Docs, "HTTP authentication and the Authorization header." https://developer.mozilla.org/en-US/docs/Web/HTTP/Headers/Authorization</w:t>
       </w:r>
     </w:p>
     <w:p>
@@ -9778,12 +9740,12 @@
           <w:sz w:val="24"/>
           <w:szCs w:val="24"/>
         </w:rPr>
-        <w:t xml:space="preserve">[13] React Router, "React Router Documentation." https://reactrouter.com/</w:t>
+        <w:t>[13] React Router, "React Router Documentation." https://reactrouter.com/</w:t>
       </w:r>
     </w:p>
     <w:sectPr>
-      <w:headerReference w:type="default" r:id="rId10"/>
-      <w:footerReference w:type="default" r:id="rId11"/>
+      <w:headerReference w:type="default" r:id="rId18"/>
+      <w:footerReference w:type="default" r:id="rId19"/>
       <w:pgSz w:w="11906" w:h="16838" w:code="9"/>
       <w:pgMar w:top="1440" w:right="1440" w:bottom="1440" w:left="1440" w:header="709" w:footer="709" w:gutter="0"/>
       <w:pgBorders w:offsetFrom="page">
@@ -9933,7 +9895,6 @@
       <w:dataBinding w:prefixMappings="xmlns:ns0='http://purl.org/dc/elements/1.1/' xmlns:ns1='http://schemas.openxmlformats.org/package/2006/metadata/core-properties' " w:xpath="/ns1:coreProperties[1]/ns0:title[1]" w:storeItemID="{6C3C8BC8-F283-45AE-878A-BAB7291924A1}"/>
       <w:text/>
     </w:sdtPr>
-    <w:sdtEndPr/>
     <w:sdtContent>
       <w:p>
         <w:pPr>
@@ -13853,15 +13814,20 @@
     <w:pitch w:val="variable"/>
     <w:sig w:usb0="E4002EFF" w:usb1="C200247B" w:usb2="00000009" w:usb3="00000000" w:csb0="000001FF" w:csb1="00000000"/>
   </w:font>
+  <w:font w:name="Consolas">
+    <w:panose1 w:val="020B0609020204030204"/>
+    <w:charset w:val="00"/>
+    <w:family w:val="modern"/>
+    <w:pitch w:val="fixed"/>
+    <w:sig w:usb0="E00006FF" w:usb1="0000FCFF" w:usb2="00000001" w:usb3="00000000" w:csb0="0000019F" w:csb1="00000000"/>
+  </w:font>
   <w:font w:name="Aptos">
-    <w:panose1 w:val="020B0004020202020204"/>
     <w:charset w:val="00"/>
     <w:family w:val="swiss"/>
     <w:pitch w:val="variable"/>
     <w:sig w:usb0="20000287" w:usb1="00000003" w:usb2="00000000" w:usb3="00000000" w:csb0="0000019F" w:csb1="00000000"/>
   </w:font>
   <w:font w:name="Aptos Display">
-    <w:panose1 w:val="020B0004020202020204"/>
     <w:charset w:val="00"/>
     <w:family w:val="swiss"/>
     <w:pitch w:val="variable"/>
@@ -13895,6 +13861,7 @@
     <w:rsid w:val="001A53C1"/>
     <w:rsid w:val="00241EBD"/>
     <w:rsid w:val="00291C30"/>
+    <w:rsid w:val="0031675D"/>
     <w:rsid w:val="00470857"/>
     <w:rsid w:val="00502110"/>
     <w:rsid w:val="00507BE1"/>
@@ -13904,6 +13871,7 @@
     <w:rsid w:val="00755C9A"/>
     <w:rsid w:val="007D05B6"/>
     <w:rsid w:val="008811D7"/>
+    <w:rsid w:val="00AA359F"/>
     <w:rsid w:val="00AD27A7"/>
     <w:rsid w:val="00B6082F"/>
     <w:rsid w:val="00B77908"/>
@@ -14684,7 +14652,6 @@
 <ds:datastoreItem xmlns:ds="http://schemas.openxmlformats.org/officeDocument/2006/customXml" ds:itemID="{2D91092C-E31F-4A58-82C3-33CA9CD37140}">
   <ds:schemaRefs>
     <ds:schemaRef ds:uri="http://schemas.openxmlformats.org/officeDocument/2006/bibliography"/>
-    <ds:schemaRef ds:uri="http://www.w3.org/2000/xmlns/"/>
   </ds:schemaRefs>
 </ds:datastoreItem>
 </file>